--- a/pytest/Pytest_for_CWATM.docx
+++ b/pytest/Pytest_for_CWATM.docx
@@ -19,6 +19,11 @@
       </w:r>
     </w:p>
     <w:p>
+      <w:r>
+        <w:t>101 test 9/9/2026</w:t>
+      </w:r>
+    </w:p>
+    <w:p>
       <w:pPr>
         <w:pStyle w:val="Heading1"/>
       </w:pPr>
@@ -28,23 +33,7 @@
     </w:p>
     <w:p>
       <w:r>
-        <w:t xml:space="preserve">A comprehensive </w:t>
-      </w:r>
-      <w:proofErr w:type="spellStart"/>
-      <w:r>
-        <w:t>pytest</w:t>
-      </w:r>
-      <w:proofErr w:type="spellEnd"/>
-      <w:r>
-        <w:t xml:space="preserve">-based testing framework for the CWatM (Community Water Model) hydrological modeling system. This module provides automated testing capabilities for multiple model configurations, scenarios, and validation workflows including testing different settings files for different resolutions, different basins and different input and output options </w:t>
-      </w:r>
-      <w:proofErr w:type="gramStart"/>
-      <w:r>
-        <w:t>in order to</w:t>
-      </w:r>
-      <w:proofErr w:type="gramEnd"/>
-      <w:r>
-        <w:t xml:space="preserve"> make sure that CWatM is properly running after each change.</w:t>
+        <w:t>A comprehensive pytest-based testing framework for the CWatM (Community Water Model) hydrological modeling system. This module provides automated testing capabilities for multiple model configurations, scenarios, and validation workflows including testing different settings files for different resolutions, different basins and different input and output options in order to make sure that CWatM is properly running after each change.</w:t>
       </w:r>
     </w:p>
     <w:p>
@@ -52,13 +41,8 @@
         <w:spacing w:after="0"/>
       </w:pPr>
       <w:r>
-        <w:t xml:space="preserve">Folder: </w:t>
-      </w:r>
-      <w:proofErr w:type="spellStart"/>
-      <w:r>
-        <w:t>pytest</w:t>
-      </w:r>
-      <w:proofErr w:type="spellEnd"/>
+        <w:t>Folder: pytest</w:t>
+      </w:r>
     </w:p>
     <w:p>
       <w:pPr>
@@ -76,23 +60,7 @@
         <w:spacing w:after="0"/>
       </w:pPr>
       <w:r>
-        <w:t xml:space="preserve">Requirement: libraries </w:t>
-      </w:r>
-      <w:proofErr w:type="spellStart"/>
-      <w:r>
-        <w:t>pytest</w:t>
-      </w:r>
-      <w:proofErr w:type="spellEnd"/>
-      <w:r>
-        <w:t xml:space="preserve"> and </w:t>
-      </w:r>
-      <w:proofErr w:type="spellStart"/>
-      <w:r>
-        <w:t>pytest</w:t>
-      </w:r>
-      <w:proofErr w:type="spellEnd"/>
-      <w:r>
-        <w:t>-</w:t>
+        <w:t>Requirement: libraries pytest and pytest-</w:t>
       </w:r>
       <w:r>
         <w:t>html</w:t>
@@ -107,13 +75,8 @@
         <w:t xml:space="preserve">Optional: </w:t>
       </w:r>
       <w:r>
-        <w:t xml:space="preserve">pip install </w:t>
-      </w:r>
-      <w:proofErr w:type="spellStart"/>
-      <w:r>
-        <w:t>pytest-codecov</w:t>
-      </w:r>
-      <w:proofErr w:type="spellEnd"/>
+        <w:t>pip install pytest-codecov</w:t>
+      </w:r>
     </w:p>
     <w:p>
       <w:pPr>
@@ -129,21 +92,16 @@
         <w:spacing w:after="0" w:line="240" w:lineRule="auto"/>
         <w:ind w:left="794" w:hanging="794"/>
       </w:pPr>
-      <w:proofErr w:type="spellStart"/>
-      <w:r>
-        <w:t>pytest</w:t>
-      </w:r>
-      <w:proofErr w:type="spellEnd"/>
+      <w:r>
+        <w:t xml:space="preserve">pytest </w:t>
+      </w:r>
+      <w:r>
+        <w:t>test_cwatm3.py</w:t>
+      </w:r>
       <w:r>
         <w:t xml:space="preserve"> </w:t>
       </w:r>
       <w:r>
-        <w:t>test_cwatm3.py</w:t>
-      </w:r>
-      <w:r>
-        <w:t xml:space="preserve"> </w:t>
-      </w:r>
-      <w:r>
         <w:t>--html=C:/work/CWATM/report1.html</w:t>
       </w:r>
       <w:r>
@@ -198,23 +156,7 @@
           <w:sz w:val="20"/>
           <w:szCs w:val="20"/>
         </w:rPr>
-        <w:t>--</w:t>
-      </w:r>
-      <w:proofErr w:type="spellStart"/>
-      <w:r>
-        <w:rPr>
-          <w:sz w:val="20"/>
-          <w:szCs w:val="20"/>
-        </w:rPr>
-        <w:t>settingsfile</w:t>
-      </w:r>
-      <w:proofErr w:type="spellEnd"/>
-      <w:r>
-        <w:rPr>
-          <w:sz w:val="20"/>
-          <w:szCs w:val="20"/>
-        </w:rPr>
-        <w:t>=test_py_cwatm2.txt: settings file to tell which tests are ex</w:t>
+        <w:t>--settingsfile=test_py_cwatm2.txt: settings file to tell which tests are ex</w:t>
       </w:r>
       <w:r>
         <w:rPr>
@@ -300,21 +242,7 @@
         <w:rPr>
           <w:b/>
         </w:rPr>
-        <w:t>"</w:t>
-      </w:r>
-      <w:proofErr w:type="spellStart"/>
-      <w:r>
-        <w:rPr>
-          <w:b/>
-        </w:rPr>
-        <w:t>checkmap</w:t>
-      </w:r>
-      <w:proofErr w:type="spellEnd"/>
-      <w:r>
-        <w:rPr>
-          <w:b/>
-        </w:rPr>
-        <w:t>":</w:t>
+        <w:t>"checkmap":</w:t>
       </w:r>
       <w:r>
         <w:t xml:space="preserve"> Validates model configuration without full execution - configuration validation only</w:t>
@@ -353,19 +281,11 @@
         <w:ind w:left="720"/>
         <w:contextualSpacing/>
       </w:pPr>
-      <w:proofErr w:type="spellStart"/>
-      <w:r>
-        <w:rPr>
-          <w:b/>
-        </w:rPr>
-        <w:t>base_setting</w:t>
-      </w:r>
-      <w:proofErr w:type="spellEnd"/>
-      <w:r>
-        <w:rPr>
-          <w:b/>
-        </w:rPr>
-        <w:t>:</w:t>
+      <w:r>
+        <w:rPr>
+          <w:b/>
+        </w:rPr>
+        <w:t>base_setting:</w:t>
       </w:r>
       <w:r>
         <w:t xml:space="preserve"> Path to the base configuration template</w:t>
@@ -391,19 +311,11 @@
         <w:ind w:left="720"/>
         <w:contextualSpacing/>
       </w:pPr>
-      <w:proofErr w:type="spellStart"/>
-      <w:r>
-        <w:rPr>
-          <w:b/>
-        </w:rPr>
-        <w:t>runtest</w:t>
-      </w:r>
-      <w:proofErr w:type="spellEnd"/>
-      <w:r>
-        <w:rPr>
-          <w:b/>
-        </w:rPr>
-        <w:t>:</w:t>
+      <w:r>
+        <w:rPr>
+          <w:b/>
+        </w:rPr>
+        <w:t>runtest:</w:t>
       </w:r>
       <w:r>
         <w:t xml:space="preserve"> Enable/disable specific test groups (TRUE/FALSE)</w:t>
@@ -414,19 +326,11 @@
         <w:ind w:left="720"/>
         <w:contextualSpacing/>
       </w:pPr>
-      <w:proofErr w:type="spellStart"/>
-      <w:r>
-        <w:rPr>
-          <w:b/>
-        </w:rPr>
-        <w:t>test_value</w:t>
-      </w:r>
-      <w:proofErr w:type="spellEnd"/>
-      <w:r>
-        <w:rPr>
-          <w:b/>
-        </w:rPr>
-        <w:t>:</w:t>
+      <w:r>
+        <w:rPr>
+          <w:b/>
+        </w:rPr>
+        <w:t>test_value:</w:t>
       </w:r>
       <w:r>
         <w:t xml:space="preserve"> Enable discharge value validation</w:t>
@@ -444,23 +348,7 @@
         <w:t>path_*:</w:t>
       </w:r>
       <w:r>
-        <w:t xml:space="preserve"> System paths for different components (system, root, </w:t>
-      </w:r>
-      <w:proofErr w:type="spellStart"/>
-      <w:r>
-        <w:t>init</w:t>
-      </w:r>
-      <w:proofErr w:type="spellEnd"/>
-      <w:r>
-        <w:t xml:space="preserve">, output, maps, </w:t>
-      </w:r>
-      <w:proofErr w:type="spellStart"/>
-      <w:r>
-        <w:t>meteo</w:t>
-      </w:r>
-      <w:proofErr w:type="spellEnd"/>
-      <w:r>
-        <w:t>)</w:t>
+        <w:t xml:space="preserve"> System paths for different components (system, root, init, output, maps, meteo)</w:t>
       </w:r>
     </w:p>
     <w:p>
@@ -498,19 +386,11 @@
         <w:ind w:left="720"/>
         <w:contextualSpacing/>
       </w:pPr>
-      <w:proofErr w:type="spellStart"/>
-      <w:r>
-        <w:rPr>
-          <w:b/>
-        </w:rPr>
-        <w:t>set_save</w:t>
-      </w:r>
-      <w:proofErr w:type="spellEnd"/>
-      <w:r>
-        <w:rPr>
-          <w:b/>
-        </w:rPr>
-        <w:t>:</w:t>
+      <w:r>
+        <w:rPr>
+          <w:b/>
+        </w:rPr>
+        <w:t>set_save:</w:t>
       </w:r>
       <w:r>
         <w:t xml:space="preserve"> Output filename for the generated settings file</w:t>
@@ -525,6 +405,7 @@
         <w:rPr>
           <w:b/>
         </w:rPr>
+        <w:lastRenderedPageBreak/>
         <w:t>changes:</w:t>
       </w:r>
       <w:r>
@@ -540,7 +421,6 @@
         <w:rPr>
           <w:b/>
         </w:rPr>
-        <w:lastRenderedPageBreak/>
         <w:t>adds:</w:t>
       </w:r>
       <w:r>
@@ -552,19 +432,11 @@
         <w:ind w:left="720"/>
         <w:contextualSpacing/>
       </w:pPr>
-      <w:proofErr w:type="spellStart"/>
-      <w:r>
-        <w:rPr>
-          <w:b/>
-        </w:rPr>
-        <w:t>last_value</w:t>
-      </w:r>
-      <w:proofErr w:type="spellEnd"/>
-      <w:r>
-        <w:rPr>
-          <w:b/>
-        </w:rPr>
-        <w:t>:</w:t>
+      <w:r>
+        <w:rPr>
+          <w:b/>
+        </w:rPr>
+        <w:t>last_value:</w:t>
       </w:r>
       <w:r>
         <w:t xml:space="preserve"> Expected discharge value for validation</w:t>
@@ -656,13 +528,8 @@
         <w:contextualSpacing/>
       </w:pPr>
       <w:r>
-        <w:t xml:space="preserve">4. Generate comprehensive HTML test report with </w:t>
-      </w:r>
-      <w:proofErr w:type="spellStart"/>
-      <w:r>
-        <w:t>pytest</w:t>
-      </w:r>
-      <w:proofErr w:type="spellEnd"/>
+        <w:t>4. Generate comprehensive HTML test report with pytest</w:t>
+      </w:r>
     </w:p>
     <w:p>
       <w:pPr>
@@ -704,15 +571,7 @@
         <w:t>Comprehensive Documentation:</w:t>
       </w:r>
       <w:r>
-        <w:t xml:space="preserve"> All functions documented using </w:t>
-      </w:r>
-      <w:proofErr w:type="spellStart"/>
-      <w:r>
-        <w:t>numpydoc</w:t>
-      </w:r>
-      <w:proofErr w:type="spellEnd"/>
-      <w:r>
-        <w:t xml:space="preserve"> format with detailed parameter descriptions</w:t>
+        <w:t xml:space="preserve"> All functions documented using numpydoc format with detailed parameter descriptions</w:t>
       </w:r>
     </w:p>
     <w:p>
@@ -766,41 +625,11 @@
           <w:rFonts w:ascii="Courier New" w:hAnsi="Courier New"/>
         </w:rPr>
       </w:pPr>
-      <w:proofErr w:type="spellStart"/>
       <w:r>
         <w:rPr>
           <w:rFonts w:ascii="Courier New" w:hAnsi="Courier New"/>
         </w:rPr>
-        <w:t>pytest</w:t>
-      </w:r>
-      <w:proofErr w:type="spellEnd"/>
-      <w:r>
-        <w:rPr>
-          <w:rFonts w:ascii="Courier New" w:hAnsi="Courier New"/>
-        </w:rPr>
-        <w:t xml:space="preserve"> test_cwatm3.py --html=pytest_report_cwatm.html --settingsfile=__cwatm_pytests_settings.ini --</w:t>
-      </w:r>
-      <w:proofErr w:type="spellStart"/>
-      <w:r>
-        <w:rPr>
-          <w:rFonts w:ascii="Courier New" w:hAnsi="Courier New"/>
-        </w:rPr>
-        <w:t>cwatm</w:t>
-      </w:r>
-      <w:proofErr w:type="spellEnd"/>
-      <w:proofErr w:type="gramStart"/>
-      <w:r>
-        <w:rPr>
-          <w:rFonts w:ascii="Courier New" w:hAnsi="Courier New"/>
-        </w:rPr>
-        <w:t>=..</w:t>
-      </w:r>
-      <w:proofErr w:type="gramEnd"/>
-      <w:r>
-        <w:rPr>
-          <w:rFonts w:ascii="Courier New" w:hAnsi="Courier New"/>
-        </w:rPr>
-        <w:t>/run_cwatm.py</w:t>
+        <w:t>pytest test_cwatm3.py --html=pytest_report_cwatm.html --settingsfile=__cwatm_pytests_settings.ini --cwatm=../run_cwatm.py</w:t>
       </w:r>
     </w:p>
     <w:p>
@@ -816,83 +645,11 @@
           <w:rFonts w:ascii="Courier New" w:hAnsi="Courier New"/>
         </w:rPr>
       </w:pPr>
-      <w:proofErr w:type="spellStart"/>
       <w:r>
         <w:rPr>
           <w:rFonts w:ascii="Courier New" w:hAnsi="Courier New"/>
         </w:rPr>
-        <w:t>pytest</w:t>
-      </w:r>
-      <w:proofErr w:type="spellEnd"/>
-      <w:r>
-        <w:rPr>
-          <w:rFonts w:ascii="Courier New" w:hAnsi="Courier New"/>
-        </w:rPr>
-        <w:t xml:space="preserve"> test_cwatm3.py --html=pytest_report_cwatm.html --</w:t>
-      </w:r>
-      <w:proofErr w:type="spellStart"/>
-      <w:r>
-        <w:rPr>
-          <w:rFonts w:ascii="Courier New" w:hAnsi="Courier New"/>
-        </w:rPr>
-        <w:t>cov</w:t>
-      </w:r>
-      <w:proofErr w:type="spellEnd"/>
-      <w:r>
-        <w:rPr>
-          <w:rFonts w:ascii="Courier New" w:hAnsi="Courier New"/>
-        </w:rPr>
-        <w:t>=</w:t>
-      </w:r>
-      <w:proofErr w:type="spellStart"/>
-      <w:r>
-        <w:rPr>
-          <w:rFonts w:ascii="Courier New" w:hAnsi="Courier New"/>
-        </w:rPr>
-        <w:t>cwatm</w:t>
-      </w:r>
-      <w:proofErr w:type="spellEnd"/>
-      <w:r>
-        <w:rPr>
-          <w:rFonts w:ascii="Courier New" w:hAnsi="Courier New"/>
-        </w:rPr>
-        <w:t xml:space="preserve"> --</w:t>
-      </w:r>
-      <w:proofErr w:type="spellStart"/>
-      <w:r>
-        <w:rPr>
-          <w:rFonts w:ascii="Courier New" w:hAnsi="Courier New"/>
-        </w:rPr>
-        <w:t>cov</w:t>
-      </w:r>
-      <w:proofErr w:type="spellEnd"/>
-      <w:r>
-        <w:rPr>
-          <w:rFonts w:ascii="Courier New" w:hAnsi="Courier New"/>
-        </w:rPr>
-        <w:t>-report=xml --settingsfile=__cwatm_pytests_settings.ini --</w:t>
-      </w:r>
-      <w:proofErr w:type="spellStart"/>
-      <w:r>
-        <w:rPr>
-          <w:rFonts w:ascii="Courier New" w:hAnsi="Courier New"/>
-        </w:rPr>
-        <w:t>cwatm</w:t>
-      </w:r>
-      <w:proofErr w:type="spellEnd"/>
-      <w:proofErr w:type="gramStart"/>
-      <w:r>
-        <w:rPr>
-          <w:rFonts w:ascii="Courier New" w:hAnsi="Courier New"/>
-        </w:rPr>
-        <w:t>=..</w:t>
-      </w:r>
-      <w:proofErr w:type="gramEnd"/>
-      <w:r>
-        <w:rPr>
-          <w:rFonts w:ascii="Courier New" w:hAnsi="Courier New"/>
-        </w:rPr>
-        <w:t>/run_cwatm.py</w:t>
+        <w:t>pytest test_cwatm3.py --html=pytest_report_cwatm.html --cov=cwatm --cov-report=xml --settingsfile=__cwatm_pytests_settings.ini --cwatm=../run_cwatm.py</w:t>
       </w:r>
     </w:p>
     <w:p>
@@ -947,28 +704,18 @@
         <w:t>F</w:t>
       </w:r>
       <w:r>
-        <w:t>older for CWatM testing results e.g. output/</w:t>
-      </w:r>
-      <w:proofErr w:type="spellStart"/>
-      <w:r>
-        <w:t>rhine</w:t>
-      </w:r>
-      <w:proofErr w:type="spellEnd"/>
+        <w:t>older for CWatM testing results e.g. output/rhine</w:t>
+      </w:r>
     </w:p>
     <w:p>
       <w:pPr>
         <w:spacing w:after="0"/>
       </w:pPr>
-      <w:proofErr w:type="spellStart"/>
       <w:r>
         <w:t>i</w:t>
       </w:r>
       <w:r>
-        <w:t>nit</w:t>
-      </w:r>
-      <w:proofErr w:type="spellEnd"/>
-      <w:r>
-        <w:t>:</w:t>
+        <w:t>nit:</w:t>
       </w:r>
       <w:r>
         <w:tab/>
@@ -1069,14 +816,12 @@
       <w:pPr>
         <w:spacing w:after="0"/>
       </w:pPr>
-      <w:proofErr w:type="gramStart"/>
       <w:r>
         <w:t>test_py_cwatm1.txt</w:t>
       </w:r>
       <w:r>
         <w:t>,..</w:t>
       </w:r>
-      <w:proofErr w:type="gramEnd"/>
       <w:r>
         <w:tab/>
       </w:r>
@@ -1289,17 +1034,8 @@
           <w:sz w:val="20"/>
           <w:szCs w:val="20"/>
         </w:rPr>
-        <w:t>1.1 mask as .</w:t>
-      </w:r>
-      <w:proofErr w:type="spellStart"/>
-      <w:r>
-        <w:rPr>
-          <w:sz w:val="20"/>
-          <w:szCs w:val="20"/>
-        </w:rPr>
-        <w:t>tif</w:t>
-      </w:r>
-      <w:proofErr w:type="spellEnd"/>
+        <w:t>1.1 mask as .tif</w:t>
+      </w:r>
     </w:p>
     <w:p>
       <w:pPr>
@@ -1332,39 +1068,7 @@
           <w:sz w:val="20"/>
           <w:szCs w:val="20"/>
         </w:rPr>
-        <w:t xml:space="preserve">1.3 mask as outlet </w:t>
-      </w:r>
-      <w:proofErr w:type="spellStart"/>
-      <w:r>
-        <w:rPr>
-          <w:sz w:val="20"/>
-          <w:szCs w:val="20"/>
-        </w:rPr>
-        <w:t>lon</w:t>
-      </w:r>
-      <w:proofErr w:type="spellEnd"/>
-      <w:r>
-        <w:rPr>
-          <w:sz w:val="20"/>
-          <w:szCs w:val="20"/>
-        </w:rPr>
-        <w:t>/</w:t>
-      </w:r>
-      <w:proofErr w:type="spellStart"/>
-      <w:r>
-        <w:rPr>
-          <w:sz w:val="20"/>
-          <w:szCs w:val="20"/>
-        </w:rPr>
-        <w:t>lat</w:t>
-      </w:r>
-      <w:proofErr w:type="spellEnd"/>
-      <w:r>
-        <w:rPr>
-          <w:sz w:val="20"/>
-          <w:szCs w:val="20"/>
-        </w:rPr>
-        <w:t xml:space="preserve"> of a basin</w:t>
+        <w:t>1.3 mask as outlet lon/lat of a basin</w:t>
       </w:r>
     </w:p>
     <w:p>
@@ -1454,23 +1158,7 @@
           <w:sz w:val="20"/>
           <w:szCs w:val="20"/>
         </w:rPr>
-        <w:t xml:space="preserve">3.1 </w:t>
-      </w:r>
-      <w:proofErr w:type="spellStart"/>
-      <w:r>
-        <w:rPr>
-          <w:sz w:val="20"/>
-          <w:szCs w:val="20"/>
-        </w:rPr>
-        <w:t>includeIrrigation</w:t>
-      </w:r>
-      <w:proofErr w:type="spellEnd"/>
-      <w:r>
-        <w:rPr>
-          <w:sz w:val="20"/>
-          <w:szCs w:val="20"/>
-        </w:rPr>
-        <w:t xml:space="preserve"> = True</w:t>
+        <w:t>3.1 includeIrrigation = True</w:t>
       </w:r>
     </w:p>
     <w:p>
@@ -1487,23 +1175,7 @@
           <w:sz w:val="20"/>
           <w:szCs w:val="20"/>
         </w:rPr>
-        <w:t xml:space="preserve">3.2 </w:t>
-      </w:r>
-      <w:proofErr w:type="spellStart"/>
-      <w:r>
-        <w:rPr>
-          <w:sz w:val="20"/>
-          <w:szCs w:val="20"/>
-        </w:rPr>
-        <w:t>preferentialFlow</w:t>
-      </w:r>
-      <w:proofErr w:type="spellEnd"/>
-      <w:r>
-        <w:rPr>
-          <w:sz w:val="20"/>
-          <w:szCs w:val="20"/>
-        </w:rPr>
-        <w:t xml:space="preserve"> = True</w:t>
+        <w:t>3.2 preferentialFlow = True</w:t>
       </w:r>
     </w:p>
     <w:p>
@@ -1520,23 +1192,7 @@
           <w:sz w:val="20"/>
           <w:szCs w:val="20"/>
         </w:rPr>
-        <w:t xml:space="preserve">3.3 </w:t>
-      </w:r>
-      <w:proofErr w:type="spellStart"/>
-      <w:r>
-        <w:rPr>
-          <w:sz w:val="20"/>
-          <w:szCs w:val="20"/>
-        </w:rPr>
-        <w:t>CapillarRise</w:t>
-      </w:r>
-      <w:proofErr w:type="spellEnd"/>
-      <w:r>
-        <w:rPr>
-          <w:sz w:val="20"/>
-          <w:szCs w:val="20"/>
-        </w:rPr>
-        <w:t xml:space="preserve"> = True</w:t>
+        <w:t>3.3 CapillarRise = True</w:t>
       </w:r>
     </w:p>
     <w:p>
@@ -1553,23 +1209,7 @@
           <w:sz w:val="20"/>
           <w:szCs w:val="20"/>
         </w:rPr>
-        <w:t xml:space="preserve">3.4 </w:t>
-      </w:r>
-      <w:proofErr w:type="spellStart"/>
-      <w:r>
-        <w:rPr>
-          <w:sz w:val="20"/>
-          <w:szCs w:val="20"/>
-        </w:rPr>
-        <w:t>includeRunoffConcentration</w:t>
-      </w:r>
-      <w:proofErr w:type="spellEnd"/>
-      <w:r>
-        <w:rPr>
-          <w:sz w:val="20"/>
-          <w:szCs w:val="20"/>
-        </w:rPr>
-        <w:t xml:space="preserve"> = True</w:t>
+        <w:t>3.4 includeRunoffConcentration = True</w:t>
       </w:r>
     </w:p>
     <w:p>
@@ -1586,23 +1226,7 @@
           <w:sz w:val="20"/>
           <w:szCs w:val="20"/>
         </w:rPr>
-        <w:t xml:space="preserve">3.5 </w:t>
-      </w:r>
-      <w:proofErr w:type="spellStart"/>
-      <w:r>
-        <w:rPr>
-          <w:sz w:val="20"/>
-          <w:szCs w:val="20"/>
-        </w:rPr>
-        <w:t>includeWaterBodies</w:t>
-      </w:r>
-      <w:proofErr w:type="spellEnd"/>
-      <w:r>
-        <w:rPr>
-          <w:sz w:val="20"/>
-          <w:szCs w:val="20"/>
-        </w:rPr>
-        <w:t xml:space="preserve"> = True      =&gt;  3.1 - 3.5 together</w:t>
+        <w:t>3.5 includeWaterBodies = True      =&gt;  3.1 - 3.5 together</w:t>
       </w:r>
     </w:p>
     <w:p>
@@ -1619,23 +1243,7 @@
           <w:sz w:val="20"/>
           <w:szCs w:val="20"/>
         </w:rPr>
-        <w:t xml:space="preserve">3.6 </w:t>
-      </w:r>
-      <w:proofErr w:type="spellStart"/>
-      <w:r>
-        <w:rPr>
-          <w:sz w:val="20"/>
-          <w:szCs w:val="20"/>
-        </w:rPr>
-        <w:t>includeWaterDemand</w:t>
-      </w:r>
-      <w:proofErr w:type="spellEnd"/>
-      <w:r>
-        <w:rPr>
-          <w:sz w:val="20"/>
-          <w:szCs w:val="20"/>
-        </w:rPr>
-        <w:t xml:space="preserve"> = True</w:t>
+        <w:t>3.6 includeWaterDemand = True</w:t>
       </w:r>
     </w:p>
     <w:p>
@@ -1652,71 +1260,7 @@
           <w:sz w:val="20"/>
           <w:szCs w:val="20"/>
         </w:rPr>
-        <w:t xml:space="preserve">3.7 </w:t>
-      </w:r>
-      <w:proofErr w:type="spellStart"/>
-      <w:r>
-        <w:rPr>
-          <w:sz w:val="20"/>
-          <w:szCs w:val="20"/>
-        </w:rPr>
-        <w:t>calc_evaporation</w:t>
-      </w:r>
-      <w:proofErr w:type="spellEnd"/>
-      <w:r>
-        <w:rPr>
-          <w:sz w:val="20"/>
-          <w:szCs w:val="20"/>
-        </w:rPr>
-        <w:t xml:space="preserve"> = True    - store </w:t>
-      </w:r>
-      <w:proofErr w:type="spellStart"/>
-      <w:r>
-        <w:rPr>
-          <w:sz w:val="20"/>
-          <w:szCs w:val="20"/>
-        </w:rPr>
-        <w:t>OUT_MAP_Daily</w:t>
-      </w:r>
-      <w:proofErr w:type="spellEnd"/>
-      <w:r>
-        <w:rPr>
-          <w:sz w:val="20"/>
-          <w:szCs w:val="20"/>
-        </w:rPr>
-        <w:t xml:space="preserve"> = </w:t>
-      </w:r>
-      <w:proofErr w:type="spellStart"/>
-      <w:r>
-        <w:rPr>
-          <w:sz w:val="20"/>
-          <w:szCs w:val="20"/>
-        </w:rPr>
-        <w:t>ETRef</w:t>
-      </w:r>
-      <w:proofErr w:type="spellEnd"/>
-      <w:r>
-        <w:rPr>
-          <w:sz w:val="20"/>
-          <w:szCs w:val="20"/>
-        </w:rPr>
-        <w:t xml:space="preserve">, </w:t>
-      </w:r>
-      <w:proofErr w:type="spellStart"/>
-      <w:r>
-        <w:rPr>
-          <w:sz w:val="20"/>
-          <w:szCs w:val="20"/>
-        </w:rPr>
-        <w:t>EWRef</w:t>
-      </w:r>
-      <w:proofErr w:type="spellEnd"/>
-      <w:r>
-        <w:rPr>
-          <w:sz w:val="20"/>
-          <w:szCs w:val="20"/>
-        </w:rPr>
-        <w:t xml:space="preserve"> before!</w:t>
+        <w:t>3.7 calc_evaporation = True    - store OUT_MAP_Daily = ETRef, EWRef before!</w:t>
       </w:r>
     </w:p>
     <w:p>
@@ -1733,55 +1277,7 @@
           <w:sz w:val="20"/>
           <w:szCs w:val="20"/>
         </w:rPr>
-        <w:t xml:space="preserve">3.8 </w:t>
-      </w:r>
-      <w:proofErr w:type="spellStart"/>
-      <w:r>
-        <w:rPr>
-          <w:sz w:val="20"/>
-          <w:szCs w:val="20"/>
-        </w:rPr>
-        <w:t>includeRouting</w:t>
-      </w:r>
-      <w:proofErr w:type="spellEnd"/>
-      <w:r>
-        <w:rPr>
-          <w:sz w:val="20"/>
-          <w:szCs w:val="20"/>
-        </w:rPr>
-        <w:t xml:space="preserve"> = False   (some more </w:t>
-      </w:r>
-      <w:proofErr w:type="spellStart"/>
-      <w:r>
-        <w:rPr>
-          <w:sz w:val="20"/>
-          <w:szCs w:val="20"/>
-        </w:rPr>
-        <w:t>calc_environflow</w:t>
-      </w:r>
-      <w:proofErr w:type="spellEnd"/>
-      <w:r>
-        <w:rPr>
-          <w:sz w:val="20"/>
-          <w:szCs w:val="20"/>
-        </w:rPr>
-        <w:t xml:space="preserve"> = True, inflow = True, </w:t>
-      </w:r>
-      <w:proofErr w:type="spellStart"/>
-      <w:r>
-        <w:rPr>
-          <w:sz w:val="20"/>
-          <w:szCs w:val="20"/>
-        </w:rPr>
-        <w:t>waterquality</w:t>
-      </w:r>
-      <w:proofErr w:type="spellEnd"/>
-      <w:r>
-        <w:rPr>
-          <w:sz w:val="20"/>
-          <w:szCs w:val="20"/>
-        </w:rPr>
-        <w:t xml:space="preserve"> = True</w:t>
+        <w:t>3.8 includeRouting = False   (some more calc_environflow = True, inflow = True, waterquality = True</w:t>
       </w:r>
     </w:p>
     <w:p>
@@ -1831,17 +1327,8 @@
           <w:sz w:val="20"/>
           <w:szCs w:val="20"/>
         </w:rPr>
-        <w:t xml:space="preserve">4.2 with </w:t>
-      </w:r>
-      <w:proofErr w:type="spellStart"/>
-      <w:r>
-        <w:rPr>
-          <w:sz w:val="20"/>
-          <w:szCs w:val="20"/>
-        </w:rPr>
-        <w:t>SpinUp</w:t>
-      </w:r>
-      <w:proofErr w:type="spellEnd"/>
+        <w:t>4.2 with SpinUp</w:t>
+      </w:r>
     </w:p>
     <w:p>
       <w:pPr>
@@ -1857,17 +1344,8 @@
           <w:sz w:val="20"/>
           <w:szCs w:val="20"/>
         </w:rPr>
-        <w:t xml:space="preserve">4.3 save </w:t>
-      </w:r>
-      <w:proofErr w:type="spellStart"/>
-      <w:r>
-        <w:rPr>
-          <w:sz w:val="20"/>
-          <w:szCs w:val="20"/>
-        </w:rPr>
-        <w:t>initital</w:t>
-      </w:r>
-      <w:proofErr w:type="spellEnd"/>
+        <w:t>4.3 save initital</w:t>
+      </w:r>
     </w:p>
     <w:p>
       <w:pPr>
@@ -1916,23 +1394,7 @@
           <w:sz w:val="20"/>
           <w:szCs w:val="20"/>
         </w:rPr>
-        <w:t xml:space="preserve">5.1 with </w:t>
-      </w:r>
-      <w:proofErr w:type="spellStart"/>
-      <w:r>
-        <w:rPr>
-          <w:sz w:val="20"/>
-          <w:szCs w:val="20"/>
-        </w:rPr>
-        <w:t>tss</w:t>
-      </w:r>
-      <w:proofErr w:type="spellEnd"/>
-      <w:r>
-        <w:rPr>
-          <w:sz w:val="20"/>
-          <w:szCs w:val="20"/>
-        </w:rPr>
-        <w:t xml:space="preserve"> output for daily, monthly, yearly</w:t>
+        <w:t>5.1 with tss output for daily, monthly, yearly</w:t>
       </w:r>
     </w:p>
     <w:p>
@@ -1974,19 +1436,12 @@
       <w:pPr>
         <w:pStyle w:val="Heading1"/>
       </w:pPr>
-      <w:proofErr w:type="spellStart"/>
       <w:r>
         <w:t>Settingsfile</w:t>
       </w:r>
-      <w:proofErr w:type="spellEnd"/>
-      <w:r>
-        <w:t xml:space="preserve"> for </w:t>
-      </w:r>
-      <w:proofErr w:type="spellStart"/>
-      <w:r>
-        <w:t>pytest</w:t>
-      </w:r>
-      <w:proofErr w:type="spellEnd"/>
+      <w:r>
+        <w:t xml:space="preserve"> for pytest</w:t>
+      </w:r>
     </w:p>
     <w:p>
       <w:pPr>
@@ -2014,21 +1469,8 @@
         <w:t>s</w:t>
       </w:r>
       <w:r>
-        <w:t xml:space="preserve"> of the </w:t>
-      </w:r>
-      <w:proofErr w:type="spellStart"/>
-      <w:r>
-        <w:t>settingsfile</w:t>
-      </w:r>
-      <w:proofErr w:type="spellEnd"/>
-      <w:r>
-        <w:t xml:space="preserve"> for </w:t>
-      </w:r>
-      <w:proofErr w:type="spellStart"/>
-      <w:r>
-        <w:t>pytest</w:t>
-      </w:r>
-      <w:proofErr w:type="spellEnd"/>
+        <w:t xml:space="preserve"> of the settingsfile for pytest</w:t>
+      </w:r>
       <w:r>
         <w:t xml:space="preserve"> e.g. test_py_cwatm2.txt</w:t>
       </w:r>
@@ -2048,23 +1490,10 @@
         <w:t xml:space="preserve"> ;</w:t>
       </w:r>
       <w:r>
-        <w:t xml:space="preserve"> for separating the changes of the </w:t>
-      </w:r>
-      <w:proofErr w:type="spellStart"/>
-      <w:r>
-        <w:t>settingsfile</w:t>
-      </w:r>
-      <w:proofErr w:type="spellEnd"/>
-      <w:r>
-        <w:t xml:space="preserve"> (each separated part with a ; is a change in the </w:t>
-      </w:r>
-      <w:proofErr w:type="spellStart"/>
-      <w:r>
-        <w:t>settingsfile</w:t>
-      </w:r>
-      <w:proofErr w:type="spellEnd"/>
-      <w:r>
-        <w:t>)</w:t>
+        <w:t xml:space="preserve"> for separating the changes of the settingsfile</w:t>
+      </w:r>
+      <w:r>
+        <w:t xml:space="preserve"> (each separated part with a ; is a change in the settingsfile)</w:t>
       </w:r>
     </w:p>
     <w:p>
@@ -2100,21 +1529,12 @@
           <w:szCs w:val="20"/>
         </w:rPr>
       </w:pPr>
-      <w:proofErr w:type="spellStart"/>
-      <w:r>
-        <w:rPr>
-          <w:sz w:val="20"/>
-          <w:szCs w:val="20"/>
-        </w:rPr>
-        <w:t>runtest</w:t>
-      </w:r>
-      <w:proofErr w:type="spellEnd"/>
-      <w:r>
-        <w:rPr>
-          <w:sz w:val="20"/>
-          <w:szCs w:val="20"/>
-        </w:rPr>
-        <w:t xml:space="preserve">: Rhine_30min  True    </w:t>
+      <w:r>
+        <w:rPr>
+          <w:sz w:val="20"/>
+          <w:szCs w:val="20"/>
+        </w:rPr>
+        <w:t xml:space="preserve">runtest: Rhine_30min  True    </w:t>
       </w:r>
       <w:r>
         <w:rPr>
@@ -2162,96 +1582,47 @@
           <w:lang w:val="de-AT"/>
         </w:rPr>
       </w:pPr>
-      <w:proofErr w:type="spellStart"/>
       <w:r>
         <w:rPr>
           <w:sz w:val="20"/>
           <w:szCs w:val="20"/>
           <w:lang w:val="de-AT"/>
         </w:rPr>
-        <w:t>runtest</w:t>
-      </w:r>
-      <w:proofErr w:type="spellEnd"/>
-      <w:r>
+        <w:t>runtest: global_30min False</w:t>
+      </w:r>
+    </w:p>
+    <w:p>
+      <w:pPr>
+        <w:spacing w:after="0" w:line="240" w:lineRule="auto"/>
         <w:rPr>
           <w:sz w:val="20"/>
           <w:szCs w:val="20"/>
           <w:lang w:val="de-AT"/>
         </w:rPr>
-        <w:t xml:space="preserve">: global_30min </w:t>
-      </w:r>
-      <w:proofErr w:type="spellStart"/>
+      </w:pPr>
       <w:r>
         <w:rPr>
           <w:sz w:val="20"/>
           <w:szCs w:val="20"/>
           <w:lang w:val="de-AT"/>
         </w:rPr>
-        <w:t>False</w:t>
-      </w:r>
-      <w:proofErr w:type="spellEnd"/>
-    </w:p>
-    <w:p>
-      <w:pPr>
-        <w:spacing w:after="0" w:line="240" w:lineRule="auto"/>
-        <w:rPr>
-          <w:sz w:val="20"/>
-          <w:szCs w:val="20"/>
-          <w:lang w:val="de-AT"/>
-        </w:rPr>
-      </w:pPr>
-      <w:proofErr w:type="spellStart"/>
-      <w:r>
-        <w:rPr>
-          <w:sz w:val="20"/>
-          <w:szCs w:val="20"/>
-          <w:lang w:val="de-AT"/>
-        </w:rPr>
-        <w:t>runtest</w:t>
-      </w:r>
-      <w:proofErr w:type="spellEnd"/>
-      <w:r>
-        <w:rPr>
-          <w:sz w:val="20"/>
-          <w:szCs w:val="20"/>
-          <w:lang w:val="de-AT"/>
-        </w:rPr>
-        <w:t xml:space="preserve">: Rhine_5min   </w:t>
-      </w:r>
-      <w:proofErr w:type="spellStart"/>
-      <w:r>
-        <w:rPr>
-          <w:sz w:val="20"/>
-          <w:szCs w:val="20"/>
-          <w:lang w:val="de-AT"/>
-        </w:rPr>
-        <w:t>False</w:t>
-      </w:r>
-      <w:proofErr w:type="spellEnd"/>
-    </w:p>
-    <w:p>
-      <w:pPr>
-        <w:spacing w:after="0" w:line="240" w:lineRule="auto"/>
-        <w:rPr>
-          <w:sz w:val="20"/>
-          <w:szCs w:val="20"/>
-        </w:rPr>
-      </w:pPr>
-      <w:proofErr w:type="spellStart"/>
-      <w:r>
-        <w:rPr>
-          <w:sz w:val="20"/>
-          <w:szCs w:val="20"/>
-        </w:rPr>
-        <w:t>runtest</w:t>
-      </w:r>
-      <w:proofErr w:type="spellEnd"/>
-      <w:r>
-        <w:rPr>
-          <w:sz w:val="20"/>
-          <w:szCs w:val="20"/>
-        </w:rPr>
-        <w:t>: global_5min  False</w:t>
+        <w:t>runtest: Rhine_5min   False</w:t>
+      </w:r>
+    </w:p>
+    <w:p>
+      <w:pPr>
+        <w:spacing w:after="0" w:line="240" w:lineRule="auto"/>
+        <w:rPr>
+          <w:sz w:val="20"/>
+          <w:szCs w:val="20"/>
+        </w:rPr>
+      </w:pPr>
+      <w:r>
+        <w:rPr>
+          <w:sz w:val="20"/>
+          <w:szCs w:val="20"/>
+        </w:rPr>
+        <w:t>runtest: global_5min  False</w:t>
       </w:r>
     </w:p>
     <w:p>
@@ -2296,21 +1667,12 @@
           <w:szCs w:val="20"/>
         </w:rPr>
       </w:pPr>
-      <w:proofErr w:type="spellStart"/>
-      <w:r>
-        <w:rPr>
-          <w:sz w:val="20"/>
-          <w:szCs w:val="20"/>
-        </w:rPr>
-        <w:t>test_value</w:t>
-      </w:r>
-      <w:proofErr w:type="spellEnd"/>
-      <w:r>
-        <w:rPr>
-          <w:sz w:val="20"/>
-          <w:szCs w:val="20"/>
-        </w:rPr>
-        <w:t>: False</w:t>
+      <w:r>
+        <w:rPr>
+          <w:sz w:val="20"/>
+          <w:szCs w:val="20"/>
+        </w:rPr>
+        <w:t>test_value: False</w:t>
       </w:r>
       <w:r>
         <w:rPr>
@@ -2355,19 +1717,19 @@
           <w:sz w:val="20"/>
           <w:szCs w:val="20"/>
         </w:rPr>
-        <w:t xml:space="preserve"> runs the </w:t>
-      </w:r>
-      <w:proofErr w:type="spellStart"/>
-      <w:r>
+        <w:t xml:space="preserve"> runs the settingsfile without error</w:t>
+      </w:r>
+    </w:p>
+    <w:p>
+      <w:pPr>
+        <w:spacing w:after="0" w:line="240" w:lineRule="auto"/>
         <w:rPr>
           <w:b/>
           <w:bCs/>
           <w:sz w:val="20"/>
           <w:szCs w:val="20"/>
         </w:rPr>
-        <w:t>settingsfile</w:t>
-      </w:r>
-      <w:proofErr w:type="spellEnd"/>
+      </w:pPr>
       <w:r>
         <w:rPr>
           <w:b/>
@@ -2375,19 +1737,17 @@
           <w:sz w:val="20"/>
           <w:szCs w:val="20"/>
         </w:rPr>
-        <w:t xml:space="preserve"> without error</w:t>
-      </w:r>
-    </w:p>
-    <w:p>
-      <w:pPr>
-        <w:spacing w:after="0" w:line="240" w:lineRule="auto"/>
+        <w:t xml:space="preserve">-&gt; if this is set to </w:t>
+      </w:r>
+      <w:r>
         <w:rPr>
           <w:b/>
           <w:bCs/>
           <w:sz w:val="20"/>
           <w:szCs w:val="20"/>
         </w:rPr>
-      </w:pPr>
+        <w:t>T</w:t>
+      </w:r>
       <w:r>
         <w:rPr>
           <w:b/>
@@ -2395,37 +1755,8 @@
           <w:sz w:val="20"/>
           <w:szCs w:val="20"/>
         </w:rPr>
-        <w:t xml:space="preserve">-&gt; if this is set to </w:t>
-      </w:r>
-      <w:r>
-        <w:rPr>
-          <w:b/>
-          <w:bCs/>
-          <w:sz w:val="20"/>
-          <w:szCs w:val="20"/>
-        </w:rPr>
-        <w:t>T</w:t>
-      </w:r>
-      <w:r>
-        <w:rPr>
-          <w:b/>
-          <w:bCs/>
-          <w:sz w:val="20"/>
-          <w:szCs w:val="20"/>
-        </w:rPr>
-        <w:t xml:space="preserve">rue, a check is done by comparing the last discharge value with a value in the </w:t>
-      </w:r>
-      <w:proofErr w:type="spellStart"/>
-      <w:r>
-        <w:rPr>
-          <w:b/>
-          <w:bCs/>
-          <w:sz w:val="20"/>
-          <w:szCs w:val="20"/>
-        </w:rPr>
-        <w:t>pytest</w:t>
-      </w:r>
-      <w:proofErr w:type="spellEnd"/>
+        <w:t>rue, a check is done by comparing the last discharge value with a value in the pytest</w:t>
+      </w:r>
       <w:r>
         <w:rPr>
           <w:b/>
@@ -2443,19 +1774,8 @@
           <w:sz w:val="20"/>
           <w:szCs w:val="20"/>
         </w:rPr>
-        <w:t xml:space="preserve"> </w:t>
-      </w:r>
-      <w:proofErr w:type="spellStart"/>
-      <w:r>
-        <w:rPr>
-          <w:b/>
-          <w:bCs/>
-          <w:sz w:val="20"/>
-          <w:szCs w:val="20"/>
-        </w:rPr>
-        <w:t>settingsfile</w:t>
-      </w:r>
-      <w:proofErr w:type="spellEnd"/>
+        <w:t xml:space="preserve"> settingsfile</w:t>
+      </w:r>
     </w:p>
     <w:p>
       <w:pPr>
@@ -2540,22 +1860,7 @@
           <w:szCs w:val="20"/>
         </w:rPr>
         <w:tab/>
-      </w:r>
-      <w:proofErr w:type="spellStart"/>
-      <w:r>
-        <w:rPr>
-          <w:sz w:val="20"/>
-          <w:szCs w:val="20"/>
-        </w:rPr>
-        <w:t>base_setting</w:t>
-      </w:r>
-      <w:proofErr w:type="spellEnd"/>
-      <w:r>
-        <w:rPr>
-          <w:sz w:val="20"/>
-          <w:szCs w:val="20"/>
-        </w:rPr>
-        <w:t>: ./settings/30min/rhine_30min/settings_rhine_30min.ini</w:t>
+        <w:t>base_setting: ./settings/30min/rhine_30min/settings_rhine_30min.ini</w:t>
       </w:r>
     </w:p>
     <w:p>
@@ -2580,27 +1885,7 @@
           <w:sz w:val="20"/>
           <w:szCs w:val="20"/>
         </w:rPr>
-        <w:t xml:space="preserve">this is the path to the template CWatM </w:t>
-      </w:r>
-      <w:proofErr w:type="spellStart"/>
-      <w:r>
-        <w:rPr>
-          <w:b/>
-          <w:bCs/>
-          <w:sz w:val="20"/>
-          <w:szCs w:val="20"/>
-        </w:rPr>
-        <w:t>settingsfile</w:t>
-      </w:r>
-      <w:proofErr w:type="spellEnd"/>
-      <w:r>
-        <w:rPr>
-          <w:b/>
-          <w:bCs/>
-          <w:sz w:val="20"/>
-          <w:szCs w:val="20"/>
-        </w:rPr>
-        <w:t>. This template file will be modified and executed</w:t>
+        <w:t>this is the path to the template CWatM settingsfile. This template file will be modified and executed</w:t>
       </w:r>
     </w:p>
     <w:p>
@@ -2667,21 +1952,12 @@
           <w:szCs w:val="20"/>
         </w:rPr>
       </w:pPr>
-      <w:proofErr w:type="spellStart"/>
-      <w:r>
-        <w:rPr>
-          <w:sz w:val="20"/>
-          <w:szCs w:val="20"/>
-        </w:rPr>
-        <w:t>path_system</w:t>
-      </w:r>
-      <w:proofErr w:type="spellEnd"/>
-      <w:r>
-        <w:rPr>
-          <w:sz w:val="20"/>
-          <w:szCs w:val="20"/>
-        </w:rPr>
-        <w:t>: P:/</w:t>
+      <w:r>
+        <w:rPr>
+          <w:sz w:val="20"/>
+          <w:szCs w:val="20"/>
+        </w:rPr>
+        <w:t>path_system: P:/</w:t>
       </w:r>
     </w:p>
     <w:p>
@@ -2698,22 +1974,7 @@
           <w:szCs w:val="20"/>
         </w:rPr>
         <w:tab/>
-      </w:r>
-      <w:proofErr w:type="spellStart"/>
-      <w:r>
-        <w:rPr>
-          <w:sz w:val="20"/>
-          <w:szCs w:val="20"/>
-        </w:rPr>
-        <w:t>path_root</w:t>
-      </w:r>
-      <w:proofErr w:type="spellEnd"/>
-      <w:r>
-        <w:rPr>
-          <w:sz w:val="20"/>
-          <w:szCs w:val="20"/>
-        </w:rPr>
-        <w:t>: ./</w:t>
+        <w:t>path_root: ./</w:t>
       </w:r>
     </w:p>
     <w:p>
@@ -2730,32 +1991,8 @@
           <w:szCs w:val="20"/>
         </w:rPr>
         <w:tab/>
-      </w:r>
-      <w:proofErr w:type="spellStart"/>
-      <w:r>
-        <w:rPr>
-          <w:sz w:val="20"/>
-          <w:szCs w:val="20"/>
-        </w:rPr>
-        <w:t>path_init</w:t>
-      </w:r>
-      <w:proofErr w:type="spellEnd"/>
-      <w:r>
-        <w:rPr>
-          <w:sz w:val="20"/>
-          <w:szCs w:val="20"/>
-        </w:rPr>
-        <w:t>: ./</w:t>
-      </w:r>
-      <w:proofErr w:type="spellStart"/>
-      <w:r>
-        <w:rPr>
-          <w:sz w:val="20"/>
-          <w:szCs w:val="20"/>
-        </w:rPr>
-        <w:t>init</w:t>
-      </w:r>
-      <w:proofErr w:type="spellEnd"/>
+        <w:t>path_init: ./init</w:t>
+      </w:r>
     </w:p>
     <w:p>
       <w:pPr>
@@ -2771,32 +2008,8 @@
           <w:szCs w:val="20"/>
         </w:rPr>
         <w:tab/>
-      </w:r>
-      <w:proofErr w:type="spellStart"/>
-      <w:r>
-        <w:rPr>
-          <w:sz w:val="20"/>
-          <w:szCs w:val="20"/>
-        </w:rPr>
-        <w:t>path_out</w:t>
-      </w:r>
-      <w:proofErr w:type="spellEnd"/>
-      <w:r>
-        <w:rPr>
-          <w:sz w:val="20"/>
-          <w:szCs w:val="20"/>
-        </w:rPr>
-        <w:t>: ./output/</w:t>
-      </w:r>
-      <w:proofErr w:type="spellStart"/>
-      <w:r>
-        <w:rPr>
-          <w:sz w:val="20"/>
-          <w:szCs w:val="20"/>
-        </w:rPr>
-        <w:t>rhine</w:t>
-      </w:r>
-      <w:proofErr w:type="spellEnd"/>
+        <w:t>path_out: ./output/rhine</w:t>
+      </w:r>
     </w:p>
     <w:p>
       <w:pPr>
@@ -2812,22 +2025,7 @@
           <w:szCs w:val="20"/>
         </w:rPr>
         <w:tab/>
-      </w:r>
-      <w:proofErr w:type="spellStart"/>
-      <w:r>
-        <w:rPr>
-          <w:sz w:val="20"/>
-          <w:szCs w:val="20"/>
-        </w:rPr>
-        <w:t>path_maps</w:t>
-      </w:r>
-      <w:proofErr w:type="spellEnd"/>
-      <w:r>
-        <w:rPr>
-          <w:sz w:val="20"/>
-          <w:szCs w:val="20"/>
-        </w:rPr>
-        <w:t>: P:/watmodel/CWATM/cwatm_input</w:t>
+        <w:t>path_maps: P:/watmodel/CWATM/cwatm_input</w:t>
       </w:r>
     </w:p>
     <w:p>
@@ -2844,22 +2042,7 @@
           <w:szCs w:val="20"/>
         </w:rPr>
         <w:tab/>
-      </w:r>
-      <w:proofErr w:type="spellStart"/>
-      <w:r>
-        <w:rPr>
-          <w:sz w:val="20"/>
-          <w:szCs w:val="20"/>
-        </w:rPr>
-        <w:t>path_meteo</w:t>
-      </w:r>
-      <w:proofErr w:type="spellEnd"/>
-      <w:r>
-        <w:rPr>
-          <w:sz w:val="20"/>
-          <w:szCs w:val="20"/>
-        </w:rPr>
-        <w:t>: M:/climate/Isi-Mip2/wfdei</w:t>
+        <w:t>path_meteo: M:/climate/Isi-Mip2/wfdei</w:t>
       </w:r>
     </w:p>
     <w:p>
@@ -2893,27 +2076,7 @@
           <w:sz w:val="20"/>
           <w:szCs w:val="20"/>
         </w:rPr>
-        <w:t xml:space="preserve">CWatM </w:t>
-      </w:r>
-      <w:proofErr w:type="spellStart"/>
-      <w:r>
-        <w:rPr>
-          <w:b/>
-          <w:bCs/>
-          <w:sz w:val="20"/>
-          <w:szCs w:val="20"/>
-        </w:rPr>
-        <w:t>settingsfile</w:t>
-      </w:r>
-      <w:proofErr w:type="spellEnd"/>
-      <w:r>
-        <w:rPr>
-          <w:b/>
-          <w:bCs/>
-          <w:sz w:val="20"/>
-          <w:szCs w:val="20"/>
-        </w:rPr>
-        <w:t xml:space="preserve"> can be changed here</w:t>
+        <w:t>CWatM settingsfile can be changed here</w:t>
       </w:r>
     </w:p>
     <w:p>
@@ -2938,27 +2101,7 @@
           <w:sz w:val="20"/>
           <w:szCs w:val="20"/>
         </w:rPr>
-        <w:t xml:space="preserve">For the next test only these paths </w:t>
-      </w:r>
-      <w:proofErr w:type="gramStart"/>
-      <w:r>
-        <w:rPr>
-          <w:b/>
-          <w:bCs/>
-          <w:sz w:val="20"/>
-          <w:szCs w:val="20"/>
-        </w:rPr>
-        <w:t>have to</w:t>
-      </w:r>
-      <w:proofErr w:type="gramEnd"/>
-      <w:r>
-        <w:rPr>
-          <w:b/>
-          <w:bCs/>
-          <w:sz w:val="20"/>
-          <w:szCs w:val="20"/>
-        </w:rPr>
-        <w:t xml:space="preserve"> be included which have changed since the last test</w:t>
+        <w:t>For the next test only these paths have to be included which have changed since the last test</w:t>
       </w:r>
     </w:p>
     <w:p>
@@ -3074,21 +2217,12 @@
           <w:szCs w:val="20"/>
         </w:rPr>
       </w:pPr>
-      <w:proofErr w:type="spellStart"/>
-      <w:r>
-        <w:rPr>
-          <w:sz w:val="20"/>
-          <w:szCs w:val="20"/>
-        </w:rPr>
-        <w:t>set_save</w:t>
-      </w:r>
-      <w:proofErr w:type="spellEnd"/>
-      <w:r>
-        <w:rPr>
-          <w:sz w:val="20"/>
-          <w:szCs w:val="20"/>
-        </w:rPr>
-        <w:t>:    settings_rhine_30min_01.ini</w:t>
+      <w:r>
+        <w:rPr>
+          <w:sz w:val="20"/>
+          <w:szCs w:val="20"/>
+        </w:rPr>
+        <w:t>set_save:    settings_rhine_30min_01.ini</w:t>
       </w:r>
       <w:r>
         <w:rPr>
@@ -3124,9 +2258,24 @@
           <w:sz w:val="20"/>
           <w:szCs w:val="20"/>
         </w:rPr>
-        <w:t xml:space="preserve">name of the changed settings file, this file is added in the template </w:t>
-      </w:r>
-      <w:proofErr w:type="spellStart"/>
+        <w:t>name of the changed settings file, this file is added in the template settingsfile folder</w:t>
+      </w:r>
+    </w:p>
+    <w:p>
+      <w:pPr>
+        <w:spacing w:after="0" w:line="240" w:lineRule="auto"/>
+        <w:rPr>
+          <w:sz w:val="20"/>
+          <w:szCs w:val="20"/>
+        </w:rPr>
+      </w:pPr>
+      <w:r>
+        <w:rPr>
+          <w:sz w:val="20"/>
+          <w:szCs w:val="20"/>
+        </w:rPr>
+        <w:t xml:space="preserve">changes:     </w:t>
+      </w:r>
       <w:r>
         <w:rPr>
           <w:b/>
@@ -3134,9 +2283,31 @@
           <w:sz w:val="20"/>
           <w:szCs w:val="20"/>
         </w:rPr>
-        <w:t>settingsfile</w:t>
-      </w:r>
-      <w:proofErr w:type="spellEnd"/>
+        <w:t>-&gt; changes of the CWatM settingsfile, here: no changes</w:t>
+      </w:r>
+    </w:p>
+    <w:p>
+      <w:pPr>
+        <w:spacing w:after="0" w:line="240" w:lineRule="auto"/>
+        <w:rPr>
+          <w:sz w:val="20"/>
+          <w:szCs w:val="20"/>
+        </w:rPr>
+      </w:pPr>
+      <w:r>
+        <w:rPr>
+          <w:sz w:val="20"/>
+          <w:szCs w:val="20"/>
+        </w:rPr>
+        <w:t xml:space="preserve">adds:        </w:t>
+      </w:r>
+      <w:r>
+        <w:rPr>
+          <w:sz w:val="20"/>
+          <w:szCs w:val="20"/>
+        </w:rPr>
+        <w:t xml:space="preserve">   </w:t>
+      </w:r>
       <w:r>
         <w:rPr>
           <w:b/>
@@ -3144,23 +2315,30 @@
           <w:sz w:val="20"/>
           <w:szCs w:val="20"/>
         </w:rPr>
-        <w:t xml:space="preserve"> folder</w:t>
-      </w:r>
-    </w:p>
-    <w:p>
-      <w:pPr>
-        <w:spacing w:after="0" w:line="240" w:lineRule="auto"/>
-        <w:rPr>
-          <w:sz w:val="20"/>
-          <w:szCs w:val="20"/>
-        </w:rPr>
-      </w:pPr>
-      <w:r>
-        <w:rPr>
-          <w:sz w:val="20"/>
-          <w:szCs w:val="20"/>
-        </w:rPr>
-        <w:t xml:space="preserve">changes:     </w:t>
+        <w:t>-&gt; add to the CWatM settingsfile, here: no adds</w:t>
+      </w:r>
+    </w:p>
+    <w:p>
+      <w:pPr>
+        <w:spacing w:after="0" w:line="240" w:lineRule="auto"/>
+        <w:rPr>
+          <w:sz w:val="20"/>
+          <w:szCs w:val="20"/>
+        </w:rPr>
+      </w:pPr>
+      <w:r>
+        <w:rPr>
+          <w:sz w:val="20"/>
+          <w:szCs w:val="20"/>
+        </w:rPr>
+        <w:t>last_value:  4.22</w:t>
+      </w:r>
+      <w:r>
+        <w:rPr>
+          <w:sz w:val="20"/>
+          <w:szCs w:val="20"/>
+        </w:rPr>
+        <w:t xml:space="preserve"> </w:t>
       </w:r>
       <w:r>
         <w:rPr>
@@ -3169,9 +2347,65 @@
           <w:sz w:val="20"/>
           <w:szCs w:val="20"/>
         </w:rPr>
-        <w:t xml:space="preserve">-&gt; changes of the CWatM </w:t>
-      </w:r>
-      <w:proofErr w:type="spellStart"/>
+        <w:t xml:space="preserve"> -&gt; last value of discharge to check against if test_value=True</w:t>
+      </w:r>
+    </w:p>
+    <w:p>
+      <w:pPr>
+        <w:spacing w:after="0" w:line="240" w:lineRule="auto"/>
+        <w:rPr>
+          <w:sz w:val="20"/>
+          <w:szCs w:val="20"/>
+        </w:rPr>
+      </w:pPr>
+    </w:p>
+    <w:p>
+      <w:pPr>
+        <w:spacing w:after="0" w:line="240" w:lineRule="auto"/>
+        <w:rPr>
+          <w:sz w:val="20"/>
+          <w:szCs w:val="20"/>
+        </w:rPr>
+      </w:pPr>
+      <w:r>
+        <w:rPr>
+          <w:sz w:val="20"/>
+          <w:szCs w:val="20"/>
+        </w:rPr>
+        <w:t>….</w:t>
+      </w:r>
+    </w:p>
+    <w:p>
+      <w:pPr>
+        <w:spacing w:after="0" w:line="240" w:lineRule="auto"/>
+        <w:rPr>
+          <w:sz w:val="20"/>
+          <w:szCs w:val="20"/>
+        </w:rPr>
+      </w:pPr>
+    </w:p>
+    <w:p>
+      <w:pPr>
+        <w:spacing w:after="0" w:line="240" w:lineRule="auto"/>
+        <w:rPr>
+          <w:sz w:val="20"/>
+          <w:szCs w:val="20"/>
+        </w:rPr>
+      </w:pPr>
+      <w:r>
+        <w:rPr>
+          <w:sz w:val="20"/>
+          <w:szCs w:val="20"/>
+        </w:rPr>
+        <w:t># 7th setup Rhine</w:t>
+      </w:r>
+      <w:r>
+        <w:rPr>
+          <w:sz w:val="20"/>
+          <w:szCs w:val="20"/>
+        </w:rPr>
+        <w:t xml:space="preserve">  </w:t>
+      </w:r>
       <w:r>
         <w:rPr>
           <w:b/>
@@ -3179,195 +2413,6 @@
           <w:sz w:val="20"/>
           <w:szCs w:val="20"/>
         </w:rPr>
-        <w:t>settingsfile</w:t>
-      </w:r>
-      <w:proofErr w:type="spellEnd"/>
-      <w:r>
-        <w:rPr>
-          <w:b/>
-          <w:bCs/>
-          <w:sz w:val="20"/>
-          <w:szCs w:val="20"/>
-        </w:rPr>
-        <w:t>, here: no changes</w:t>
-      </w:r>
-    </w:p>
-    <w:p>
-      <w:pPr>
-        <w:spacing w:after="0" w:line="240" w:lineRule="auto"/>
-        <w:rPr>
-          <w:sz w:val="20"/>
-          <w:szCs w:val="20"/>
-        </w:rPr>
-      </w:pPr>
-      <w:r>
-        <w:rPr>
-          <w:sz w:val="20"/>
-          <w:szCs w:val="20"/>
-        </w:rPr>
-        <w:t xml:space="preserve">adds:        </w:t>
-      </w:r>
-      <w:r>
-        <w:rPr>
-          <w:sz w:val="20"/>
-          <w:szCs w:val="20"/>
-        </w:rPr>
-        <w:t xml:space="preserve">   </w:t>
-      </w:r>
-      <w:r>
-        <w:rPr>
-          <w:b/>
-          <w:bCs/>
-          <w:sz w:val="20"/>
-          <w:szCs w:val="20"/>
-        </w:rPr>
-        <w:t xml:space="preserve">-&gt; add to the CWatM </w:t>
-      </w:r>
-      <w:proofErr w:type="spellStart"/>
-      <w:r>
-        <w:rPr>
-          <w:b/>
-          <w:bCs/>
-          <w:sz w:val="20"/>
-          <w:szCs w:val="20"/>
-        </w:rPr>
-        <w:t>settingsfile</w:t>
-      </w:r>
-      <w:proofErr w:type="spellEnd"/>
-      <w:r>
-        <w:rPr>
-          <w:b/>
-          <w:bCs/>
-          <w:sz w:val="20"/>
-          <w:szCs w:val="20"/>
-        </w:rPr>
-        <w:t>, here: no adds</w:t>
-      </w:r>
-    </w:p>
-    <w:p>
-      <w:pPr>
-        <w:spacing w:after="0" w:line="240" w:lineRule="auto"/>
-        <w:rPr>
-          <w:sz w:val="20"/>
-          <w:szCs w:val="20"/>
-        </w:rPr>
-      </w:pPr>
-      <w:proofErr w:type="spellStart"/>
-      <w:r>
-        <w:rPr>
-          <w:sz w:val="20"/>
-          <w:szCs w:val="20"/>
-        </w:rPr>
-        <w:t>last_value</w:t>
-      </w:r>
-      <w:proofErr w:type="spellEnd"/>
-      <w:r>
-        <w:rPr>
-          <w:sz w:val="20"/>
-          <w:szCs w:val="20"/>
-        </w:rPr>
-        <w:t>:  4.22</w:t>
-      </w:r>
-      <w:r>
-        <w:rPr>
-          <w:sz w:val="20"/>
-          <w:szCs w:val="20"/>
-        </w:rPr>
-        <w:t xml:space="preserve"> </w:t>
-      </w:r>
-      <w:r>
-        <w:rPr>
-          <w:b/>
-          <w:bCs/>
-          <w:sz w:val="20"/>
-          <w:szCs w:val="20"/>
-        </w:rPr>
-        <w:t xml:space="preserve"> -&gt; last value of discharge to check against if </w:t>
-      </w:r>
-      <w:proofErr w:type="spellStart"/>
-      <w:r>
-        <w:rPr>
-          <w:b/>
-          <w:bCs/>
-          <w:sz w:val="20"/>
-          <w:szCs w:val="20"/>
-        </w:rPr>
-        <w:t>test_value</w:t>
-      </w:r>
-      <w:proofErr w:type="spellEnd"/>
-      <w:r>
-        <w:rPr>
-          <w:b/>
-          <w:bCs/>
-          <w:sz w:val="20"/>
-          <w:szCs w:val="20"/>
-        </w:rPr>
-        <w:t>=True</w:t>
-      </w:r>
-    </w:p>
-    <w:p>
-      <w:pPr>
-        <w:spacing w:after="0" w:line="240" w:lineRule="auto"/>
-        <w:rPr>
-          <w:sz w:val="20"/>
-          <w:szCs w:val="20"/>
-        </w:rPr>
-      </w:pPr>
-    </w:p>
-    <w:p>
-      <w:pPr>
-        <w:spacing w:after="0" w:line="240" w:lineRule="auto"/>
-        <w:rPr>
-          <w:sz w:val="20"/>
-          <w:szCs w:val="20"/>
-        </w:rPr>
-      </w:pPr>
-      <w:r>
-        <w:rPr>
-          <w:sz w:val="20"/>
-          <w:szCs w:val="20"/>
-        </w:rPr>
-        <w:t>….</w:t>
-      </w:r>
-    </w:p>
-    <w:p>
-      <w:pPr>
-        <w:spacing w:after="0" w:line="240" w:lineRule="auto"/>
-        <w:rPr>
-          <w:sz w:val="20"/>
-          <w:szCs w:val="20"/>
-        </w:rPr>
-      </w:pPr>
-    </w:p>
-    <w:p>
-      <w:pPr>
-        <w:spacing w:after="0" w:line="240" w:lineRule="auto"/>
-        <w:rPr>
-          <w:sz w:val="20"/>
-          <w:szCs w:val="20"/>
-        </w:rPr>
-      </w:pPr>
-      <w:r>
-        <w:rPr>
-          <w:sz w:val="20"/>
-          <w:szCs w:val="20"/>
-        </w:rPr>
-        <w:t># 7th setup Rhine</w:t>
-      </w:r>
-      <w:r>
-        <w:rPr>
-          <w:sz w:val="20"/>
-          <w:szCs w:val="20"/>
-        </w:rPr>
-        <w:t xml:space="preserve">  </w:t>
-      </w:r>
-      <w:r>
-        <w:rPr>
-          <w:b/>
-          <w:bCs/>
-          <w:sz w:val="20"/>
-          <w:szCs w:val="20"/>
-        </w:rPr>
         <w:t>-&gt; sub test no. 7</w:t>
       </w:r>
     </w:p>
@@ -3400,48 +2445,23 @@
           <w:sz w:val="20"/>
           <w:szCs w:val="20"/>
         </w:rPr>
-        <w:t xml:space="preserve">description: 7th Rhine 30min with </w:t>
-      </w:r>
-      <w:proofErr w:type="spellStart"/>
-      <w:r>
-        <w:rPr>
-          <w:sz w:val="20"/>
-          <w:szCs w:val="20"/>
-        </w:rPr>
-        <w:t>waterdemand</w:t>
-      </w:r>
-      <w:proofErr w:type="spellEnd"/>
-      <w:r>
-        <w:rPr>
-          <w:sz w:val="20"/>
-          <w:szCs w:val="20"/>
-        </w:rPr>
-        <w:t xml:space="preserve"> TRUE</w:t>
-      </w:r>
-    </w:p>
-    <w:p>
-      <w:pPr>
-        <w:spacing w:after="0" w:line="240" w:lineRule="auto"/>
-        <w:rPr>
-          <w:sz w:val="20"/>
-          <w:szCs w:val="20"/>
-        </w:rPr>
-      </w:pPr>
-      <w:proofErr w:type="spellStart"/>
-      <w:r>
-        <w:rPr>
-          <w:sz w:val="20"/>
-          <w:szCs w:val="20"/>
-        </w:rPr>
-        <w:t>set_save</w:t>
-      </w:r>
-      <w:proofErr w:type="spellEnd"/>
-      <w:r>
-        <w:rPr>
-          <w:sz w:val="20"/>
-          <w:szCs w:val="20"/>
-        </w:rPr>
-        <w:t>:    settings_rhine_30min_07.ini</w:t>
+        <w:t>description: 7th Rhine 30min with waterdemand TRUE</w:t>
+      </w:r>
+    </w:p>
+    <w:p>
+      <w:pPr>
+        <w:spacing w:after="0" w:line="240" w:lineRule="auto"/>
+        <w:rPr>
+          <w:sz w:val="20"/>
+          <w:szCs w:val="20"/>
+        </w:rPr>
+      </w:pPr>
+      <w:r>
+        <w:rPr>
+          <w:sz w:val="20"/>
+          <w:szCs w:val="20"/>
+        </w:rPr>
+        <w:t>set_save:    settings_rhine_30min_07.ini</w:t>
       </w:r>
     </w:p>
     <w:p>
@@ -3459,173 +2479,43 @@
         </w:rPr>
         <w:t xml:space="preserve">changes:     </w:t>
       </w:r>
-      <w:proofErr w:type="spellStart"/>
       <w:r>
         <w:rPr>
           <w:sz w:val="18"/>
           <w:szCs w:val="18"/>
         </w:rPr>
-        <w:t>calc_evaporation</w:t>
-      </w:r>
-      <w:proofErr w:type="spellEnd"/>
+        <w:t>calc_evaporation = False; includeIrrigation = True; preferentialFlow = True; CapillarRise = True;</w:t>
+      </w:r>
       <w:r>
         <w:rPr>
           <w:sz w:val="18"/>
           <w:szCs w:val="18"/>
         </w:rPr>
-        <w:t xml:space="preserve"> = False; </w:t>
-      </w:r>
-      <w:proofErr w:type="spellStart"/>
+        <w:br/>
+        <w:t xml:space="preserve">                       </w:t>
+      </w:r>
       <w:r>
         <w:rPr>
           <w:sz w:val="18"/>
           <w:szCs w:val="18"/>
         </w:rPr>
-        <w:t>includeIrrigation</w:t>
-      </w:r>
-      <w:proofErr w:type="spellEnd"/>
-      <w:r>
-        <w:rPr>
-          <w:sz w:val="18"/>
-          <w:szCs w:val="18"/>
-        </w:rPr>
-        <w:t xml:space="preserve"> = True; </w:t>
-      </w:r>
-      <w:proofErr w:type="spellStart"/>
-      <w:r>
-        <w:rPr>
-          <w:sz w:val="18"/>
-          <w:szCs w:val="18"/>
-        </w:rPr>
-        <w:t>preferentialFlow</w:t>
-      </w:r>
-      <w:proofErr w:type="spellEnd"/>
-      <w:r>
-        <w:rPr>
-          <w:sz w:val="18"/>
-          <w:szCs w:val="18"/>
-        </w:rPr>
-        <w:t xml:space="preserve"> = True; </w:t>
-      </w:r>
-      <w:proofErr w:type="spellStart"/>
-      <w:r>
-        <w:rPr>
-          <w:sz w:val="18"/>
-          <w:szCs w:val="18"/>
-        </w:rPr>
-        <w:t>CapillarRise</w:t>
-      </w:r>
-      <w:proofErr w:type="spellEnd"/>
-      <w:r>
-        <w:rPr>
-          <w:sz w:val="18"/>
-          <w:szCs w:val="18"/>
-        </w:rPr>
-        <w:t xml:space="preserve"> = True;</w:t>
-      </w:r>
-      <w:r>
-        <w:rPr>
-          <w:sz w:val="18"/>
-          <w:szCs w:val="18"/>
-        </w:rPr>
-        <w:br/>
-        <w:t xml:space="preserve">                       </w:t>
-      </w:r>
-      <w:proofErr w:type="spellStart"/>
-      <w:r>
-        <w:rPr>
-          <w:sz w:val="18"/>
-          <w:szCs w:val="18"/>
-        </w:rPr>
-        <w:t>includeRunoffConcentration</w:t>
-      </w:r>
-      <w:proofErr w:type="spellEnd"/>
-      <w:r>
-        <w:rPr>
-          <w:sz w:val="18"/>
-          <w:szCs w:val="18"/>
-        </w:rPr>
-        <w:t xml:space="preserve"> = True; </w:t>
-      </w:r>
-      <w:proofErr w:type="spellStart"/>
-      <w:r>
-        <w:rPr>
-          <w:sz w:val="18"/>
-          <w:szCs w:val="18"/>
-        </w:rPr>
-        <w:t>includeWaterBodies</w:t>
-      </w:r>
-      <w:proofErr w:type="spellEnd"/>
-      <w:r>
-        <w:rPr>
-          <w:sz w:val="18"/>
-          <w:szCs w:val="18"/>
-        </w:rPr>
-        <w:t xml:space="preserve"> = True; </w:t>
-      </w:r>
-      <w:proofErr w:type="spellStart"/>
-      <w:r>
-        <w:rPr>
-          <w:sz w:val="18"/>
-          <w:szCs w:val="18"/>
-        </w:rPr>
-        <w:t>includeWaterDemand</w:t>
-      </w:r>
-      <w:proofErr w:type="spellEnd"/>
-      <w:r>
-        <w:rPr>
-          <w:sz w:val="18"/>
-          <w:szCs w:val="18"/>
-        </w:rPr>
-        <w:t xml:space="preserve"> = True; </w:t>
-      </w:r>
-      <w:proofErr w:type="spellStart"/>
-      <w:r>
-        <w:rPr>
-          <w:sz w:val="18"/>
-          <w:szCs w:val="18"/>
-        </w:rPr>
-        <w:t>StepEnd</w:t>
-      </w:r>
-      <w:proofErr w:type="spellEnd"/>
-      <w:r>
-        <w:rPr>
-          <w:sz w:val="18"/>
-          <w:szCs w:val="18"/>
-        </w:rPr>
-        <w:t xml:space="preserve"> = 40</w:t>
-      </w:r>
-    </w:p>
-    <w:p>
-      <w:pPr>
-        <w:spacing w:after="0" w:line="240" w:lineRule="auto"/>
-        <w:rPr>
-          <w:sz w:val="20"/>
-          <w:szCs w:val="20"/>
-        </w:rPr>
-      </w:pPr>
-      <w:r>
-        <w:rPr>
-          <w:sz w:val="20"/>
-          <w:szCs w:val="20"/>
-        </w:rPr>
-        <w:t xml:space="preserve">adds:        </w:t>
-      </w:r>
-      <w:proofErr w:type="spellStart"/>
-      <w:r>
-        <w:rPr>
-          <w:sz w:val="20"/>
-          <w:szCs w:val="20"/>
-        </w:rPr>
-        <w:t>OUT_TSS_Daily</w:t>
-      </w:r>
-      <w:proofErr w:type="spellEnd"/>
-      <w:r>
-        <w:rPr>
-          <w:sz w:val="20"/>
-          <w:szCs w:val="20"/>
-        </w:rPr>
-        <w:t xml:space="preserve"> = discharge</w:t>
+        <w:t>includeRunoffConcentration = True; includeWaterBodies = True; includeWaterDemand = True; StepEnd = 40</w:t>
+      </w:r>
+    </w:p>
+    <w:p>
+      <w:pPr>
+        <w:spacing w:after="0" w:line="240" w:lineRule="auto"/>
+        <w:rPr>
+          <w:sz w:val="20"/>
+          <w:szCs w:val="20"/>
+        </w:rPr>
+      </w:pPr>
+      <w:r>
+        <w:rPr>
+          <w:sz w:val="20"/>
+          <w:szCs w:val="20"/>
+        </w:rPr>
+        <w:t>adds:        OUT_TSS_Daily = discharge</w:t>
       </w:r>
     </w:p>
     <w:p>
@@ -3638,21 +2528,12 @@
           <w:szCs w:val="20"/>
         </w:rPr>
       </w:pPr>
-      <w:proofErr w:type="spellStart"/>
-      <w:r>
-        <w:rPr>
-          <w:sz w:val="20"/>
-          <w:szCs w:val="20"/>
-        </w:rPr>
-        <w:t>last_value</w:t>
-      </w:r>
-      <w:proofErr w:type="spellEnd"/>
-      <w:r>
-        <w:rPr>
-          <w:sz w:val="20"/>
-          <w:szCs w:val="20"/>
-        </w:rPr>
-        <w:t>:  443.03</w:t>
+      <w:r>
+        <w:rPr>
+          <w:sz w:val="20"/>
+          <w:szCs w:val="20"/>
+        </w:rPr>
+        <w:t>last_value:  443.03</w:t>
       </w:r>
       <w:r>
         <w:rPr>
@@ -3760,22 +2641,7 @@
           <w:szCs w:val="20"/>
         </w:rPr>
         <w:tab/>
-      </w:r>
-      <w:proofErr w:type="spellStart"/>
-      <w:r>
-        <w:rPr>
-          <w:sz w:val="20"/>
-          <w:szCs w:val="20"/>
-        </w:rPr>
-        <w:t>base_setting</w:t>
-      </w:r>
-      <w:proofErr w:type="spellEnd"/>
-      <w:r>
-        <w:rPr>
-          <w:sz w:val="20"/>
-          <w:szCs w:val="20"/>
-        </w:rPr>
-        <w:t>: ./settings/30min/global_30min/settings_global_30min.ini</w:t>
+        <w:t>base_setting: ./settings/30min/global_30min/settings_global_30min.ini</w:t>
       </w:r>
     </w:p>
     <w:p>
@@ -3809,22 +2675,7 @@
           <w:szCs w:val="20"/>
         </w:rPr>
         <w:tab/>
-      </w:r>
-      <w:proofErr w:type="spellStart"/>
-      <w:r>
-        <w:rPr>
-          <w:sz w:val="20"/>
-          <w:szCs w:val="20"/>
-        </w:rPr>
-        <w:t>path_out</w:t>
-      </w:r>
-      <w:proofErr w:type="spellEnd"/>
-      <w:r>
-        <w:rPr>
-          <w:sz w:val="20"/>
-          <w:szCs w:val="20"/>
-        </w:rPr>
-        <w:t>: ./output/global</w:t>
+        <w:t>path_out: ./output/global</w:t>
       </w:r>
     </w:p>
     <w:p>
@@ -3904,23 +2755,7 @@
           <w:sz w:val="20"/>
           <w:szCs w:val="20"/>
         </w:rPr>
-        <w:t xml:space="preserve">        </w:t>
-      </w:r>
-      <w:proofErr w:type="spellStart"/>
-      <w:r>
-        <w:rPr>
-          <w:sz w:val="20"/>
-          <w:szCs w:val="20"/>
-        </w:rPr>
-        <w:t>set_save</w:t>
-      </w:r>
-      <w:proofErr w:type="spellEnd"/>
-      <w:r>
-        <w:rPr>
-          <w:sz w:val="20"/>
-          <w:szCs w:val="20"/>
-        </w:rPr>
-        <w:t>:    settings_global_30min_01.ini</w:t>
+        <w:t xml:space="preserve">        set_save:    settings_global_30min_01.ini</w:t>
       </w:r>
     </w:p>
     <w:p>
@@ -3968,23 +2803,7 @@
           <w:sz w:val="20"/>
           <w:szCs w:val="20"/>
         </w:rPr>
-        <w:t xml:space="preserve">        </w:t>
-      </w:r>
-      <w:proofErr w:type="spellStart"/>
-      <w:r>
-        <w:rPr>
-          <w:sz w:val="20"/>
-          <w:szCs w:val="20"/>
-        </w:rPr>
-        <w:t>last_value</w:t>
-      </w:r>
-      <w:proofErr w:type="spellEnd"/>
-      <w:r>
-        <w:rPr>
-          <w:sz w:val="20"/>
-          <w:szCs w:val="20"/>
-        </w:rPr>
-        <w:t xml:space="preserve">:  1864.96 </w:t>
+        <w:t xml:space="preserve">        last_value:  1864.96 </w:t>
       </w:r>
     </w:p>
     <w:p>
@@ -3993,15 +2812,7 @@
       </w:pPr>
       <w:r>
         <w:lastRenderedPageBreak/>
-        <w:t xml:space="preserve">Updating the </w:t>
-      </w:r>
-      <w:proofErr w:type="spellStart"/>
-      <w:r>
-        <w:t>settingsfile</w:t>
-      </w:r>
-      <w:proofErr w:type="spellEnd"/>
-      <w:r>
-        <w:t xml:space="preserve"> for tests</w:t>
+        <w:t>Updating the settingsfile for tests</w:t>
       </w:r>
     </w:p>
     <w:p>
@@ -4075,34 +2886,32 @@
           <w:lang w:val="de-AT"/>
         </w:rPr>
       </w:pPr>
-      <w:proofErr w:type="spellStart"/>
       <w:r>
         <w:rPr>
           <w:sz w:val="20"/>
           <w:szCs w:val="20"/>
           <w:lang w:val="de-AT"/>
         </w:rPr>
-        <w:t>runtest</w:t>
-      </w:r>
-      <w:proofErr w:type="spellEnd"/>
-      <w:r>
+        <w:t>runtest: Rhine_30min  True</w:t>
+      </w:r>
+    </w:p>
+    <w:p>
+      <w:pPr>
+        <w:spacing w:after="0" w:line="240" w:lineRule="auto"/>
         <w:rPr>
           <w:sz w:val="20"/>
           <w:szCs w:val="20"/>
           <w:lang w:val="de-AT"/>
         </w:rPr>
-        <w:t>: Rhine_30</w:t>
-      </w:r>
-      <w:proofErr w:type="gramStart"/>
+      </w:pPr>
       <w:r>
         <w:rPr>
           <w:sz w:val="20"/>
           <w:szCs w:val="20"/>
           <w:lang w:val="de-AT"/>
         </w:rPr>
-        <w:t>min  True</w:t>
-      </w:r>
-      <w:proofErr w:type="gramEnd"/>
+        <w:t>runtest: global_30min True</w:t>
+      </w:r>
     </w:p>
     <w:p>
       <w:pPr>
@@ -4113,34 +2922,6 @@
           <w:lang w:val="de-AT"/>
         </w:rPr>
       </w:pPr>
-      <w:proofErr w:type="spellStart"/>
-      <w:r>
-        <w:rPr>
-          <w:sz w:val="20"/>
-          <w:szCs w:val="20"/>
-          <w:lang w:val="de-AT"/>
-        </w:rPr>
-        <w:t>runtest</w:t>
-      </w:r>
-      <w:proofErr w:type="spellEnd"/>
-      <w:r>
-        <w:rPr>
-          <w:sz w:val="20"/>
-          <w:szCs w:val="20"/>
-          <w:lang w:val="de-AT"/>
-        </w:rPr>
-        <w:t>: global_30min True</w:t>
-      </w:r>
-    </w:p>
-    <w:p>
-      <w:pPr>
-        <w:spacing w:after="0" w:line="240" w:lineRule="auto"/>
-        <w:rPr>
-          <w:sz w:val="20"/>
-          <w:szCs w:val="20"/>
-          <w:lang w:val="de-AT"/>
-        </w:rPr>
-      </w:pPr>
     </w:p>
     <w:p>
       <w:pPr>
@@ -4166,37 +2947,12 @@
           <w:szCs w:val="16"/>
         </w:rPr>
       </w:pPr>
-      <w:proofErr w:type="spellStart"/>
-      <w:r>
-        <w:rPr>
-          <w:sz w:val="16"/>
-          <w:szCs w:val="16"/>
-        </w:rPr>
-        <w:t>runtest</w:t>
-      </w:r>
-      <w:proofErr w:type="spellEnd"/>
-      <w:r>
-        <w:rPr>
-          <w:sz w:val="16"/>
-          <w:szCs w:val="16"/>
-        </w:rPr>
-        <w:t xml:space="preserve">: </w:t>
-      </w:r>
-      <w:proofErr w:type="spellStart"/>
-      <w:r>
-        <w:rPr>
-          <w:sz w:val="16"/>
-          <w:szCs w:val="16"/>
-        </w:rPr>
-        <w:t>XXXX_XXmin</w:t>
-      </w:r>
-      <w:proofErr w:type="spellEnd"/>
-      <w:r>
-        <w:rPr>
-          <w:sz w:val="16"/>
-          <w:szCs w:val="16"/>
-        </w:rPr>
-        <w:t xml:space="preserve">  True</w:t>
+      <w:r>
+        <w:rPr>
+          <w:sz w:val="16"/>
+          <w:szCs w:val="16"/>
+        </w:rPr>
+        <w:t>runtest: XXXX_XXmin  True</w:t>
       </w:r>
     </w:p>
     <w:p>
@@ -4232,21 +2988,12 @@
           <w:szCs w:val="16"/>
         </w:rPr>
       </w:pPr>
-      <w:proofErr w:type="spellStart"/>
-      <w:r>
-        <w:rPr>
-          <w:sz w:val="16"/>
-          <w:szCs w:val="16"/>
-        </w:rPr>
-        <w:t>test_value</w:t>
-      </w:r>
-      <w:proofErr w:type="spellEnd"/>
-      <w:r>
-        <w:rPr>
-          <w:sz w:val="16"/>
-          <w:szCs w:val="16"/>
-        </w:rPr>
-        <w:t xml:space="preserve">: </w:t>
+      <w:r>
+        <w:rPr>
+          <w:sz w:val="16"/>
+          <w:szCs w:val="16"/>
+        </w:rPr>
+        <w:t xml:space="preserve">test_value: </w:t>
       </w:r>
       <w:r>
         <w:rPr>
@@ -4362,24 +3109,8 @@
           <w:szCs w:val="16"/>
         </w:rPr>
         <w:tab/>
-      </w:r>
-      <w:proofErr w:type="spellStart"/>
-      <w:r>
-        <w:rPr>
-          <w:sz w:val="16"/>
-          <w:szCs w:val="16"/>
-        </w:rPr>
-        <w:t>base_setting</w:t>
-      </w:r>
-      <w:proofErr w:type="spellEnd"/>
-      <w:r>
-        <w:rPr>
-          <w:sz w:val="16"/>
-          <w:szCs w:val="16"/>
-        </w:rPr>
-        <w:t>: ./settings/</w:t>
-      </w:r>
-      <w:proofErr w:type="spellStart"/>
+        <w:t>base_setting: ./settings/</w:t>
+      </w:r>
       <w:r>
         <w:rPr>
           <w:sz w:val="16"/>
@@ -4392,17 +3123,8 @@
           <w:sz w:val="16"/>
           <w:szCs w:val="16"/>
         </w:rPr>
-        <w:t>min</w:t>
-      </w:r>
-      <w:proofErr w:type="spellEnd"/>
-      <w:r>
-        <w:rPr>
-          <w:sz w:val="16"/>
-          <w:szCs w:val="16"/>
-        </w:rPr>
-        <w:t>/</w:t>
-      </w:r>
-      <w:proofErr w:type="spellStart"/>
+        <w:t>min/</w:t>
+      </w:r>
       <w:r>
         <w:rPr>
           <w:sz w:val="16"/>
@@ -4415,15 +3137,7 @@
           <w:sz w:val="16"/>
           <w:szCs w:val="16"/>
         </w:rPr>
-        <w:t>min</w:t>
-      </w:r>
-      <w:proofErr w:type="spellEnd"/>
-      <w:r>
-        <w:rPr>
-          <w:sz w:val="16"/>
-          <w:szCs w:val="16"/>
-        </w:rPr>
-        <w:t>/settings_</w:t>
+        <w:t>min/settings_</w:t>
       </w:r>
       <w:r>
         <w:rPr>
@@ -4477,7 +3191,6 @@
         <w:tab/>
         <w:t xml:space="preserve">name: </w:t>
       </w:r>
-      <w:proofErr w:type="spellStart"/>
       <w:r>
         <w:rPr>
           <w:sz w:val="16"/>
@@ -4506,7 +3219,6 @@
         </w:rPr>
         <w:t>min</w:t>
       </w:r>
-      <w:proofErr w:type="spellEnd"/>
     </w:p>
     <w:p>
       <w:pPr>
@@ -4522,22 +3234,7 @@
           <w:szCs w:val="16"/>
         </w:rPr>
         <w:tab/>
-      </w:r>
-      <w:proofErr w:type="spellStart"/>
-      <w:r>
-        <w:rPr>
-          <w:sz w:val="16"/>
-          <w:szCs w:val="16"/>
-        </w:rPr>
-        <w:t>path_system</w:t>
-      </w:r>
-      <w:proofErr w:type="spellEnd"/>
-      <w:r>
-        <w:rPr>
-          <w:sz w:val="16"/>
-          <w:szCs w:val="16"/>
-        </w:rPr>
-        <w:t>: P:/</w:t>
+        <w:t>path_system: P:/</w:t>
       </w:r>
     </w:p>
     <w:p>
@@ -4554,22 +3251,7 @@
           <w:szCs w:val="16"/>
         </w:rPr>
         <w:tab/>
-      </w:r>
-      <w:proofErr w:type="spellStart"/>
-      <w:r>
-        <w:rPr>
-          <w:sz w:val="16"/>
-          <w:szCs w:val="16"/>
-        </w:rPr>
-        <w:t>path_root</w:t>
-      </w:r>
-      <w:proofErr w:type="spellEnd"/>
-      <w:r>
-        <w:rPr>
-          <w:sz w:val="16"/>
-          <w:szCs w:val="16"/>
-        </w:rPr>
-        <w:t>: ./</w:t>
+        <w:t>path_root: ./</w:t>
       </w:r>
     </w:p>
     <w:p>
@@ -4586,32 +3268,8 @@
           <w:szCs w:val="16"/>
         </w:rPr>
         <w:tab/>
-      </w:r>
-      <w:proofErr w:type="spellStart"/>
-      <w:r>
-        <w:rPr>
-          <w:sz w:val="16"/>
-          <w:szCs w:val="16"/>
-        </w:rPr>
-        <w:t>path_init</w:t>
-      </w:r>
-      <w:proofErr w:type="spellEnd"/>
-      <w:r>
-        <w:rPr>
-          <w:sz w:val="16"/>
-          <w:szCs w:val="16"/>
-        </w:rPr>
-        <w:t>: ./</w:t>
-      </w:r>
-      <w:proofErr w:type="spellStart"/>
-      <w:r>
-        <w:rPr>
-          <w:sz w:val="16"/>
-          <w:szCs w:val="16"/>
-        </w:rPr>
-        <w:t>init</w:t>
-      </w:r>
-      <w:proofErr w:type="spellEnd"/>
+        <w:t>path_init: ./init</w:t>
+      </w:r>
     </w:p>
     <w:p>
       <w:pPr>
@@ -4627,22 +3285,7 @@
           <w:szCs w:val="16"/>
         </w:rPr>
         <w:tab/>
-      </w:r>
-      <w:proofErr w:type="spellStart"/>
-      <w:r>
-        <w:rPr>
-          <w:sz w:val="16"/>
-          <w:szCs w:val="16"/>
-        </w:rPr>
-        <w:t>path_out</w:t>
-      </w:r>
-      <w:proofErr w:type="spellEnd"/>
-      <w:r>
-        <w:rPr>
-          <w:sz w:val="16"/>
-          <w:szCs w:val="16"/>
-        </w:rPr>
-        <w:t>: ./output/</w:t>
+        <w:t>path_out: ./output/</w:t>
       </w:r>
       <w:r>
         <w:rPr>
@@ -4666,22 +3309,7 @@
           <w:szCs w:val="16"/>
         </w:rPr>
         <w:tab/>
-      </w:r>
-      <w:proofErr w:type="spellStart"/>
-      <w:r>
-        <w:rPr>
-          <w:sz w:val="16"/>
-          <w:szCs w:val="16"/>
-        </w:rPr>
-        <w:t>path_maps</w:t>
-      </w:r>
-      <w:proofErr w:type="spellEnd"/>
-      <w:r>
-        <w:rPr>
-          <w:sz w:val="16"/>
-          <w:szCs w:val="16"/>
-        </w:rPr>
-        <w:t>: P:/watmodel/CWATM/</w:t>
+        <w:t>path_maps: P:/watmodel/CWATM/</w:t>
       </w:r>
       <w:r>
         <w:rPr>
@@ -4705,22 +3333,7 @@
           <w:szCs w:val="16"/>
         </w:rPr>
         <w:tab/>
-      </w:r>
-      <w:proofErr w:type="spellStart"/>
-      <w:r>
-        <w:rPr>
-          <w:sz w:val="16"/>
-          <w:szCs w:val="16"/>
-        </w:rPr>
-        <w:t>path_meteo</w:t>
-      </w:r>
-      <w:proofErr w:type="spellEnd"/>
-      <w:r>
-        <w:rPr>
-          <w:sz w:val="16"/>
-          <w:szCs w:val="16"/>
-        </w:rPr>
-        <w:t xml:space="preserve">: </w:t>
+        <w:t xml:space="preserve">path_meteo: </w:t>
       </w:r>
       <w:r>
         <w:rPr>
@@ -4775,7 +3388,6 @@
         </w:rPr>
         <w:t xml:space="preserve"> </w:t>
       </w:r>
-      <w:proofErr w:type="spellStart"/>
       <w:r>
         <w:rPr>
           <w:sz w:val="16"/>
@@ -4790,7 +3402,6 @@
         </w:rPr>
         <w:t>min</w:t>
       </w:r>
-      <w:proofErr w:type="spellEnd"/>
     </w:p>
     <w:p>
       <w:pPr>
@@ -4865,7 +3476,6 @@
         </w:rPr>
         <w:t xml:space="preserve"> </w:t>
       </w:r>
-      <w:proofErr w:type="spellStart"/>
       <w:r>
         <w:rPr>
           <w:sz w:val="16"/>
@@ -4878,47 +3488,23 @@
           <w:sz w:val="16"/>
           <w:szCs w:val="16"/>
         </w:rPr>
-        <w:t>min</w:t>
-      </w:r>
-      <w:proofErr w:type="spellEnd"/>
-      <w:r>
-        <w:rPr>
-          <w:sz w:val="16"/>
-          <w:szCs w:val="16"/>
-        </w:rPr>
-        <w:t xml:space="preserve"> basic version</w:t>
-      </w:r>
-    </w:p>
-    <w:p>
-      <w:pPr>
-        <w:spacing w:after="0" w:line="240" w:lineRule="auto"/>
-        <w:rPr>
-          <w:sz w:val="16"/>
-          <w:szCs w:val="16"/>
-        </w:rPr>
-      </w:pPr>
-      <w:r>
-        <w:rPr>
-          <w:sz w:val="16"/>
-          <w:szCs w:val="16"/>
-        </w:rPr>
-        <w:t xml:space="preserve">        </w:t>
-      </w:r>
-      <w:proofErr w:type="spellStart"/>
-      <w:r>
-        <w:rPr>
-          <w:sz w:val="16"/>
-          <w:szCs w:val="16"/>
-        </w:rPr>
-        <w:t>set_save</w:t>
-      </w:r>
-      <w:proofErr w:type="spellEnd"/>
-      <w:r>
-        <w:rPr>
-          <w:sz w:val="16"/>
-          <w:szCs w:val="16"/>
-        </w:rPr>
-        <w:t>:    settings_</w:t>
+        <w:t>min basic version</w:t>
+      </w:r>
+    </w:p>
+    <w:p>
+      <w:pPr>
+        <w:spacing w:after="0" w:line="240" w:lineRule="auto"/>
+        <w:rPr>
+          <w:sz w:val="16"/>
+          <w:szCs w:val="16"/>
+        </w:rPr>
+      </w:pPr>
+      <w:r>
+        <w:rPr>
+          <w:sz w:val="16"/>
+          <w:szCs w:val="16"/>
+        </w:rPr>
+        <w:t xml:space="preserve">        set_save:    settings_</w:t>
       </w:r>
       <w:r>
         <w:rPr>
@@ -4980,23 +3566,7 @@
           <w:sz w:val="16"/>
           <w:szCs w:val="16"/>
         </w:rPr>
-        <w:t xml:space="preserve">        </w:t>
-      </w:r>
-      <w:proofErr w:type="spellStart"/>
-      <w:r>
-        <w:rPr>
-          <w:sz w:val="16"/>
-          <w:szCs w:val="16"/>
-        </w:rPr>
-        <w:t>last_value</w:t>
-      </w:r>
-      <w:proofErr w:type="spellEnd"/>
-      <w:r>
-        <w:rPr>
-          <w:sz w:val="16"/>
-          <w:szCs w:val="16"/>
-        </w:rPr>
-        <w:t xml:space="preserve">:  </w:t>
+        <w:t xml:space="preserve">        last_value:  </w:t>
       </w:r>
       <w:r>
         <w:rPr>
@@ -5102,7 +3672,6 @@
         </w:rPr>
         <w:t xml:space="preserve"> </w:t>
       </w:r>
-      <w:proofErr w:type="spellStart"/>
       <w:r>
         <w:rPr>
           <w:sz w:val="16"/>
@@ -5115,47 +3684,23 @@
           <w:sz w:val="16"/>
           <w:szCs w:val="16"/>
         </w:rPr>
-        <w:t>min</w:t>
-      </w:r>
-      <w:proofErr w:type="spellEnd"/>
-      <w:r>
-        <w:rPr>
-          <w:sz w:val="16"/>
-          <w:szCs w:val="16"/>
-        </w:rPr>
-        <w:t xml:space="preserve"> with box as mask and basic outputs</w:t>
-      </w:r>
-    </w:p>
-    <w:p>
-      <w:pPr>
-        <w:spacing w:after="0" w:line="240" w:lineRule="auto"/>
-        <w:rPr>
-          <w:sz w:val="16"/>
-          <w:szCs w:val="16"/>
-        </w:rPr>
-      </w:pPr>
-      <w:r>
-        <w:rPr>
-          <w:sz w:val="16"/>
-          <w:szCs w:val="16"/>
-        </w:rPr>
-        <w:t xml:space="preserve">        </w:t>
-      </w:r>
-      <w:proofErr w:type="spellStart"/>
-      <w:r>
-        <w:rPr>
-          <w:sz w:val="16"/>
-          <w:szCs w:val="16"/>
-        </w:rPr>
-        <w:t>set_save</w:t>
-      </w:r>
-      <w:proofErr w:type="spellEnd"/>
-      <w:r>
-        <w:rPr>
-          <w:sz w:val="16"/>
-          <w:szCs w:val="16"/>
-        </w:rPr>
-        <w:t>:    settings_</w:t>
+        <w:t>min with box as mask and basic outputs</w:t>
+      </w:r>
+    </w:p>
+    <w:p>
+      <w:pPr>
+        <w:spacing w:after="0" w:line="240" w:lineRule="auto"/>
+        <w:rPr>
+          <w:sz w:val="16"/>
+          <w:szCs w:val="16"/>
+        </w:rPr>
+      </w:pPr>
+      <w:r>
+        <w:rPr>
+          <w:sz w:val="16"/>
+          <w:szCs w:val="16"/>
+        </w:rPr>
+        <w:t xml:space="preserve">        set_save:    settings_</w:t>
       </w:r>
       <w:r>
         <w:rPr>
@@ -5199,103 +3744,39 @@
           <w:sz w:val="16"/>
           <w:szCs w:val="16"/>
         </w:rPr>
-        <w:t xml:space="preserve">        changes:     </w:t>
-      </w:r>
-      <w:proofErr w:type="spellStart"/>
-      <w:r>
-        <w:rPr>
-          <w:sz w:val="16"/>
-          <w:szCs w:val="16"/>
-        </w:rPr>
-        <w:t>MaskMap</w:t>
-      </w:r>
-      <w:proofErr w:type="spellEnd"/>
-      <w:r>
-        <w:rPr>
-          <w:sz w:val="16"/>
-          <w:szCs w:val="16"/>
-        </w:rPr>
-        <w:t xml:space="preserve"> = 14 12 0.5 5.0 52.0</w:t>
-      </w:r>
-    </w:p>
-    <w:p>
-      <w:pPr>
-        <w:spacing w:after="0" w:line="240" w:lineRule="auto"/>
-        <w:rPr>
-          <w:sz w:val="16"/>
-          <w:szCs w:val="16"/>
-        </w:rPr>
-      </w:pPr>
-      <w:r>
-        <w:rPr>
-          <w:sz w:val="16"/>
-          <w:szCs w:val="16"/>
-        </w:rPr>
-        <w:t xml:space="preserve">        adds:        </w:t>
-      </w:r>
-      <w:proofErr w:type="spellStart"/>
-      <w:r>
-        <w:rPr>
-          <w:sz w:val="16"/>
-          <w:szCs w:val="16"/>
-        </w:rPr>
-        <w:t>OUT_TSS_Daily</w:t>
-      </w:r>
-      <w:proofErr w:type="spellEnd"/>
-      <w:r>
-        <w:rPr>
-          <w:sz w:val="16"/>
-          <w:szCs w:val="16"/>
-        </w:rPr>
-        <w:t xml:space="preserve"> = discharge; </w:t>
-      </w:r>
-      <w:proofErr w:type="spellStart"/>
-      <w:r>
-        <w:rPr>
-          <w:sz w:val="16"/>
-          <w:szCs w:val="16"/>
-        </w:rPr>
-        <w:t>OUT_MAP_Daily</w:t>
-      </w:r>
-      <w:proofErr w:type="spellEnd"/>
-      <w:r>
-        <w:rPr>
-          <w:sz w:val="16"/>
-          <w:szCs w:val="16"/>
-        </w:rPr>
-        <w:t xml:space="preserve"> = discharge</w:t>
-      </w:r>
-    </w:p>
-    <w:p>
-      <w:pPr>
-        <w:spacing w:after="0" w:line="240" w:lineRule="auto"/>
-        <w:rPr>
-          <w:sz w:val="16"/>
-          <w:szCs w:val="16"/>
-        </w:rPr>
-      </w:pPr>
-      <w:r>
-        <w:rPr>
-          <w:sz w:val="16"/>
-          <w:szCs w:val="16"/>
-        </w:rPr>
-        <w:t xml:space="preserve">        </w:t>
-      </w:r>
-      <w:proofErr w:type="spellStart"/>
-      <w:r>
-        <w:rPr>
-          <w:sz w:val="16"/>
-          <w:szCs w:val="16"/>
-        </w:rPr>
-        <w:t>last_value</w:t>
-      </w:r>
-      <w:proofErr w:type="spellEnd"/>
-      <w:r>
-        <w:rPr>
-          <w:sz w:val="16"/>
-          <w:szCs w:val="16"/>
-        </w:rPr>
-        <w:t xml:space="preserve">:  </w:t>
+        <w:t xml:space="preserve">        changes:     MaskMap = 14 12 0.5 5.0 52.0</w:t>
+      </w:r>
+    </w:p>
+    <w:p>
+      <w:pPr>
+        <w:spacing w:after="0" w:line="240" w:lineRule="auto"/>
+        <w:rPr>
+          <w:sz w:val="16"/>
+          <w:szCs w:val="16"/>
+        </w:rPr>
+      </w:pPr>
+      <w:r>
+        <w:rPr>
+          <w:sz w:val="16"/>
+          <w:szCs w:val="16"/>
+        </w:rPr>
+        <w:t xml:space="preserve">        adds:        OUT_TSS_Daily = discharge; OUT_MAP_Daily = discharge</w:t>
+      </w:r>
+    </w:p>
+    <w:p>
+      <w:pPr>
+        <w:spacing w:after="0" w:line="240" w:lineRule="auto"/>
+        <w:rPr>
+          <w:sz w:val="16"/>
+          <w:szCs w:val="16"/>
+        </w:rPr>
+      </w:pPr>
+      <w:r>
+        <w:rPr>
+          <w:sz w:val="16"/>
+          <w:szCs w:val="16"/>
+        </w:rPr>
+        <w:t xml:space="preserve">        last_value:  </w:t>
       </w:r>
       <w:r>
         <w:rPr>
@@ -5366,23 +3847,7 @@
           <w:sz w:val="20"/>
           <w:szCs w:val="20"/>
         </w:rPr>
-        <w:t xml:space="preserve">Or you add the tests to an </w:t>
-      </w:r>
-      <w:proofErr w:type="gramStart"/>
-      <w:r>
-        <w:rPr>
-          <w:sz w:val="20"/>
-          <w:szCs w:val="20"/>
-        </w:rPr>
-        <w:t>existing ones</w:t>
-      </w:r>
-      <w:proofErr w:type="gramEnd"/>
-      <w:r>
-        <w:rPr>
-          <w:sz w:val="20"/>
-          <w:szCs w:val="20"/>
-        </w:rPr>
-        <w:t>:</w:t>
+        <w:t>Or you add the tests to an existing ones:</w:t>
       </w:r>
     </w:p>
     <w:p>
@@ -5405,47 +3870,13 @@
         </w:rPr>
         <w:t xml:space="preserve">Add </w:t>
       </w:r>
-      <w:proofErr w:type="spellStart"/>
-      <w:r>
-        <w:rPr>
-          <w:sz w:val="16"/>
-          <w:szCs w:val="16"/>
-        </w:rPr>
-        <w:t>runtest</w:t>
-      </w:r>
-      <w:proofErr w:type="spellEnd"/>
-      <w:r>
-        <w:rPr>
-          <w:sz w:val="16"/>
-          <w:szCs w:val="16"/>
-        </w:rPr>
-        <w:t xml:space="preserve">: </w:t>
-      </w:r>
-      <w:proofErr w:type="spellStart"/>
-      <w:r>
-        <w:rPr>
-          <w:sz w:val="16"/>
-          <w:szCs w:val="16"/>
-        </w:rPr>
-        <w:t>XXXX_XXmin</w:t>
-      </w:r>
-      <w:proofErr w:type="spellEnd"/>
-      <w:r>
-        <w:rPr>
-          <w:sz w:val="16"/>
-          <w:szCs w:val="16"/>
-        </w:rPr>
-        <w:t xml:space="preserve">  True below the existing </w:t>
-      </w:r>
-      <w:proofErr w:type="spellStart"/>
-      <w:r>
-        <w:rPr>
-          <w:sz w:val="16"/>
-          <w:szCs w:val="16"/>
-        </w:rPr>
-        <w:t>runtest</w:t>
-      </w:r>
-      <w:proofErr w:type="spellEnd"/>
+      <w:r>
+        <w:rPr>
+          <w:sz w:val="16"/>
+          <w:szCs w:val="16"/>
+        </w:rPr>
+        <w:t>runtest: XXXX_XXmin  True below the existing runtest</w:t>
+      </w:r>
     </w:p>
     <w:p>
       <w:pPr>
@@ -5504,14 +3935,9 @@
       <w:pPr>
         <w:pStyle w:val="Heading1"/>
       </w:pPr>
-      <w:proofErr w:type="spellStart"/>
       <w:r>
         <w:lastRenderedPageBreak/>
-        <w:t>Settingsfile</w:t>
-      </w:r>
-      <w:proofErr w:type="spellEnd"/>
-      <w:r>
-        <w:t xml:space="preserve"> for CWatM</w:t>
+        <w:t>Settingsfile for CWatM</w:t>
       </w:r>
     </w:p>
     <w:p/>
@@ -5528,16 +3954,11 @@
       <w:r>
         <w:t xml:space="preserve"> for </w:t>
       </w:r>
-      <w:proofErr w:type="spellStart"/>
       <w:r>
         <w:t>settings</w:t>
       </w:r>
       <w:r>
-        <w:t>file</w:t>
-      </w:r>
-      <w:proofErr w:type="spellEnd"/>
-      <w:r>
-        <w:t xml:space="preserve"> for CWatM can be</w:t>
+        <w:t>file for CWatM can be</w:t>
       </w:r>
       <w:r>
         <w:t xml:space="preserve"> as individual as needed for specific region, resolutions, options and outputs.</w:t>
@@ -5545,15 +3966,7 @@
     </w:p>
     <w:p>
       <w:r>
-        <w:t xml:space="preserve">Only the file path sections should contain these keys (key values are changed in the settings file for </w:t>
-      </w:r>
-      <w:proofErr w:type="spellStart"/>
-      <w:r>
-        <w:t>pytest</w:t>
-      </w:r>
-      <w:proofErr w:type="spellEnd"/>
-      <w:r>
-        <w:t>)</w:t>
+        <w:t>Only the file path sections should contain these keys (key values are changed in the settings file for pytest)</w:t>
       </w:r>
     </w:p>
     <w:p>
@@ -5612,333 +4025,108 @@
           <w:szCs w:val="20"/>
         </w:rPr>
       </w:pPr>
-      <w:proofErr w:type="spellStart"/>
-      <w:r>
-        <w:rPr>
-          <w:sz w:val="20"/>
-          <w:szCs w:val="20"/>
-        </w:rPr>
-        <w:t>PathSystem</w:t>
-      </w:r>
-      <w:proofErr w:type="spellEnd"/>
-      <w:r>
-        <w:rPr>
-          <w:sz w:val="20"/>
-          <w:szCs w:val="20"/>
-        </w:rPr>
-        <w:t xml:space="preserve"> = P:/</w:t>
-      </w:r>
-    </w:p>
-    <w:p>
-      <w:pPr>
-        <w:spacing w:after="0" w:line="240" w:lineRule="auto"/>
-        <w:rPr>
-          <w:sz w:val="20"/>
-          <w:szCs w:val="20"/>
-        </w:rPr>
-      </w:pPr>
-      <w:proofErr w:type="spellStart"/>
-      <w:r>
-        <w:rPr>
-          <w:sz w:val="20"/>
-          <w:szCs w:val="20"/>
-        </w:rPr>
-        <w:t>PathRoot</w:t>
-      </w:r>
-      <w:proofErr w:type="spellEnd"/>
-      <w:r>
-        <w:rPr>
-          <w:sz w:val="20"/>
-          <w:szCs w:val="20"/>
-        </w:rPr>
-        <w:t xml:space="preserve"> = $(</w:t>
-      </w:r>
-      <w:proofErr w:type="spellStart"/>
-      <w:r>
-        <w:rPr>
-          <w:sz w:val="20"/>
-          <w:szCs w:val="20"/>
-        </w:rPr>
-        <w:t>PathSystem</w:t>
-      </w:r>
-      <w:proofErr w:type="spellEnd"/>
-      <w:r>
-        <w:rPr>
-          <w:sz w:val="20"/>
-          <w:szCs w:val="20"/>
-        </w:rPr>
-        <w:t>)</w:t>
-      </w:r>
-    </w:p>
-    <w:p>
-      <w:pPr>
-        <w:spacing w:after="0" w:line="240" w:lineRule="auto"/>
-        <w:rPr>
-          <w:sz w:val="20"/>
-          <w:szCs w:val="20"/>
-        </w:rPr>
-      </w:pPr>
-      <w:proofErr w:type="spellStart"/>
-      <w:r>
-        <w:rPr>
-          <w:sz w:val="20"/>
-          <w:szCs w:val="20"/>
-        </w:rPr>
-        <w:t>PathOut</w:t>
-      </w:r>
-      <w:proofErr w:type="spellEnd"/>
-      <w:r>
-        <w:rPr>
-          <w:sz w:val="20"/>
-          <w:szCs w:val="20"/>
-        </w:rPr>
-        <w:t xml:space="preserve"> = $(</w:t>
-      </w:r>
-      <w:proofErr w:type="spellStart"/>
-      <w:r>
-        <w:rPr>
-          <w:sz w:val="20"/>
-          <w:szCs w:val="20"/>
-        </w:rPr>
-        <w:t>PathRoot</w:t>
-      </w:r>
-      <w:proofErr w:type="spellEnd"/>
-      <w:r>
-        <w:rPr>
-          <w:sz w:val="20"/>
-          <w:szCs w:val="20"/>
-        </w:rPr>
-        <w:t>)/output/</w:t>
-      </w:r>
-    </w:p>
-    <w:p>
-      <w:pPr>
-        <w:spacing w:after="0" w:line="240" w:lineRule="auto"/>
-        <w:rPr>
-          <w:sz w:val="20"/>
-          <w:szCs w:val="20"/>
-        </w:rPr>
-      </w:pPr>
-      <w:proofErr w:type="spellStart"/>
-      <w:r>
-        <w:rPr>
-          <w:sz w:val="20"/>
-          <w:szCs w:val="20"/>
-        </w:rPr>
-        <w:t>PathInit</w:t>
-      </w:r>
-      <w:proofErr w:type="spellEnd"/>
-      <w:r>
-        <w:rPr>
-          <w:sz w:val="20"/>
-          <w:szCs w:val="20"/>
-        </w:rPr>
-        <w:t xml:space="preserve"> = $(</w:t>
-      </w:r>
-      <w:proofErr w:type="spellStart"/>
-      <w:r>
-        <w:rPr>
-          <w:sz w:val="20"/>
-          <w:szCs w:val="20"/>
-        </w:rPr>
-        <w:t>PathRoot</w:t>
-      </w:r>
-      <w:proofErr w:type="spellEnd"/>
-      <w:r>
-        <w:rPr>
-          <w:sz w:val="20"/>
-          <w:szCs w:val="20"/>
-        </w:rPr>
-        <w:t>)/</w:t>
-      </w:r>
-      <w:proofErr w:type="spellStart"/>
-      <w:r>
-        <w:rPr>
-          <w:sz w:val="20"/>
-          <w:szCs w:val="20"/>
-        </w:rPr>
-        <w:t>init</w:t>
-      </w:r>
-      <w:proofErr w:type="spellEnd"/>
-      <w:r>
-        <w:rPr>
-          <w:sz w:val="20"/>
-          <w:szCs w:val="20"/>
-        </w:rPr>
-        <w:t>/</w:t>
-      </w:r>
-    </w:p>
-    <w:p>
-      <w:pPr>
-        <w:spacing w:after="0" w:line="240" w:lineRule="auto"/>
-        <w:rPr>
-          <w:sz w:val="20"/>
-          <w:szCs w:val="20"/>
-        </w:rPr>
-      </w:pPr>
-      <w:proofErr w:type="spellStart"/>
-      <w:r>
-        <w:rPr>
-          <w:sz w:val="20"/>
-          <w:szCs w:val="20"/>
-        </w:rPr>
-        <w:t>PathMaps</w:t>
-      </w:r>
-      <w:proofErr w:type="spellEnd"/>
-      <w:r>
-        <w:rPr>
-          <w:sz w:val="20"/>
-          <w:szCs w:val="20"/>
-        </w:rPr>
-        <w:t xml:space="preserve"> = $(</w:t>
-      </w:r>
-      <w:proofErr w:type="spellStart"/>
-      <w:r>
-        <w:rPr>
-          <w:sz w:val="20"/>
-          <w:szCs w:val="20"/>
-        </w:rPr>
-        <w:t>PathSystem</w:t>
-      </w:r>
-      <w:proofErr w:type="spellEnd"/>
-      <w:r>
-        <w:rPr>
-          <w:sz w:val="20"/>
-          <w:szCs w:val="20"/>
-        </w:rPr>
-        <w:t>)/</w:t>
-      </w:r>
-      <w:proofErr w:type="spellStart"/>
-      <w:r>
-        <w:rPr>
-          <w:sz w:val="20"/>
-          <w:szCs w:val="20"/>
-        </w:rPr>
-        <w:t>watmodel</w:t>
-      </w:r>
-      <w:proofErr w:type="spellEnd"/>
-      <w:r>
-        <w:rPr>
-          <w:sz w:val="20"/>
-          <w:szCs w:val="20"/>
-        </w:rPr>
-        <w:t>/CWATM/</w:t>
-      </w:r>
-      <w:proofErr w:type="spellStart"/>
-      <w:r>
-        <w:rPr>
-          <w:sz w:val="20"/>
-          <w:szCs w:val="20"/>
-        </w:rPr>
-        <w:t>cwatm_input</w:t>
-      </w:r>
-      <w:proofErr w:type="spellEnd"/>
-    </w:p>
-    <w:p>
-      <w:pPr>
-        <w:spacing w:after="0" w:line="240" w:lineRule="auto"/>
-        <w:rPr>
-          <w:sz w:val="20"/>
-          <w:szCs w:val="20"/>
-        </w:rPr>
-      </w:pPr>
-      <w:proofErr w:type="spellStart"/>
-      <w:r>
-        <w:rPr>
-          <w:sz w:val="20"/>
-          <w:szCs w:val="20"/>
-        </w:rPr>
-        <w:t>PathWaterdemand</w:t>
-      </w:r>
-      <w:proofErr w:type="spellEnd"/>
-      <w:r>
-        <w:rPr>
-          <w:sz w:val="20"/>
-          <w:szCs w:val="20"/>
-        </w:rPr>
-        <w:t xml:space="preserve"> = $(</w:t>
-      </w:r>
-      <w:proofErr w:type="spellStart"/>
-      <w:r>
-        <w:rPr>
-          <w:sz w:val="20"/>
-          <w:szCs w:val="20"/>
-        </w:rPr>
-        <w:t>PathMaps</w:t>
-      </w:r>
-      <w:proofErr w:type="spellEnd"/>
-      <w:r>
-        <w:rPr>
-          <w:sz w:val="20"/>
-          <w:szCs w:val="20"/>
-        </w:rPr>
-        <w:t>)/</w:t>
-      </w:r>
-      <w:proofErr w:type="spellStart"/>
-      <w:r>
-        <w:rPr>
-          <w:sz w:val="20"/>
-          <w:szCs w:val="20"/>
-        </w:rPr>
-        <w:t>landsurface</w:t>
-      </w:r>
-      <w:proofErr w:type="spellEnd"/>
-      <w:r>
-        <w:rPr>
-          <w:sz w:val="20"/>
-          <w:szCs w:val="20"/>
-        </w:rPr>
-        <w:t>/</w:t>
-      </w:r>
-      <w:proofErr w:type="spellStart"/>
-      <w:r>
-        <w:rPr>
-          <w:sz w:val="20"/>
-          <w:szCs w:val="20"/>
-        </w:rPr>
-        <w:t>waterDemand</w:t>
-      </w:r>
-      <w:proofErr w:type="spellEnd"/>
-    </w:p>
-    <w:p>
-      <w:pPr>
-        <w:spacing w:after="0" w:line="240" w:lineRule="auto"/>
-        <w:rPr>
-          <w:sz w:val="20"/>
-          <w:szCs w:val="20"/>
-        </w:rPr>
-      </w:pPr>
-      <w:proofErr w:type="spellStart"/>
-      <w:r>
-        <w:rPr>
-          <w:sz w:val="20"/>
-          <w:szCs w:val="20"/>
-        </w:rPr>
-        <w:t>PathMeteo</w:t>
-      </w:r>
-      <w:proofErr w:type="spellEnd"/>
-      <w:r>
-        <w:rPr>
-          <w:sz w:val="20"/>
-          <w:szCs w:val="20"/>
-        </w:rPr>
-        <w:t xml:space="preserve"> = $(</w:t>
-      </w:r>
-      <w:proofErr w:type="spellStart"/>
-      <w:r>
-        <w:rPr>
-          <w:sz w:val="20"/>
-          <w:szCs w:val="20"/>
-        </w:rPr>
-        <w:t>PathSystem</w:t>
-      </w:r>
-      <w:proofErr w:type="spellEnd"/>
-      <w:r>
-        <w:rPr>
-          <w:sz w:val="20"/>
-          <w:szCs w:val="20"/>
-        </w:rPr>
-        <w:t>)</w:t>
+      <w:r>
+        <w:rPr>
+          <w:sz w:val="20"/>
+          <w:szCs w:val="20"/>
+        </w:rPr>
+        <w:t>PathSystem = P:/</w:t>
+      </w:r>
+    </w:p>
+    <w:p>
+      <w:pPr>
+        <w:spacing w:after="0" w:line="240" w:lineRule="auto"/>
+        <w:rPr>
+          <w:sz w:val="20"/>
+          <w:szCs w:val="20"/>
+        </w:rPr>
+      </w:pPr>
+      <w:r>
+        <w:rPr>
+          <w:sz w:val="20"/>
+          <w:szCs w:val="20"/>
+        </w:rPr>
+        <w:t>PathRoot = $(PathSystem)</w:t>
+      </w:r>
+    </w:p>
+    <w:p>
+      <w:pPr>
+        <w:spacing w:after="0" w:line="240" w:lineRule="auto"/>
+        <w:rPr>
+          <w:sz w:val="20"/>
+          <w:szCs w:val="20"/>
+        </w:rPr>
+      </w:pPr>
+      <w:r>
+        <w:rPr>
+          <w:sz w:val="20"/>
+          <w:szCs w:val="20"/>
+        </w:rPr>
+        <w:t>PathOut = $(PathRoot)/output/</w:t>
+      </w:r>
+    </w:p>
+    <w:p>
+      <w:pPr>
+        <w:spacing w:after="0" w:line="240" w:lineRule="auto"/>
+        <w:rPr>
+          <w:sz w:val="20"/>
+          <w:szCs w:val="20"/>
+        </w:rPr>
+      </w:pPr>
+      <w:r>
+        <w:rPr>
+          <w:sz w:val="20"/>
+          <w:szCs w:val="20"/>
+        </w:rPr>
+        <w:t>PathInit = $(PathRoot)/init/</w:t>
+      </w:r>
+    </w:p>
+    <w:p>
+      <w:pPr>
+        <w:spacing w:after="0" w:line="240" w:lineRule="auto"/>
+        <w:rPr>
+          <w:sz w:val="20"/>
+          <w:szCs w:val="20"/>
+        </w:rPr>
+      </w:pPr>
+      <w:r>
+        <w:rPr>
+          <w:sz w:val="20"/>
+          <w:szCs w:val="20"/>
+        </w:rPr>
+        <w:t>PathMaps = $(PathSystem)/watmodel/CWATM/cwatm_input</w:t>
+      </w:r>
+    </w:p>
+    <w:p>
+      <w:pPr>
+        <w:spacing w:after="0" w:line="240" w:lineRule="auto"/>
+        <w:rPr>
+          <w:sz w:val="20"/>
+          <w:szCs w:val="20"/>
+        </w:rPr>
+      </w:pPr>
+      <w:r>
+        <w:rPr>
+          <w:sz w:val="20"/>
+          <w:szCs w:val="20"/>
+        </w:rPr>
+        <w:t>PathWaterdemand = $(PathMaps)/landsurface/waterDemand</w:t>
+      </w:r>
+    </w:p>
+    <w:p>
+      <w:pPr>
+        <w:spacing w:after="0" w:line="240" w:lineRule="auto"/>
+        <w:rPr>
+          <w:sz w:val="20"/>
+          <w:szCs w:val="20"/>
+        </w:rPr>
+      </w:pPr>
+      <w:r>
+        <w:rPr>
+          <w:sz w:val="20"/>
+          <w:szCs w:val="20"/>
+        </w:rPr>
+        <w:t>PathMeteo = $(PathSystem)</w:t>
       </w:r>
     </w:p>
     <w:p>
@@ -5983,13 +4171,8 @@
         <w:t>test_cwatm3.py</w:t>
       </w:r>
       <w:r>
-        <w:t xml:space="preserve"> in </w:t>
-      </w:r>
-      <w:proofErr w:type="spellStart"/>
-      <w:r>
-        <w:t>Pycharm</w:t>
-      </w:r>
-      <w:proofErr w:type="spellEnd"/>
+        <w:t xml:space="preserve"> in Pycharm</w:t>
+      </w:r>
     </w:p>
     <w:p>
       <w:pPr>
@@ -6012,13 +4195,8 @@
         </w:numPr>
       </w:pPr>
       <w:r>
-        <w:t xml:space="preserve">Look for templates Python test / </w:t>
-      </w:r>
-      <w:proofErr w:type="spellStart"/>
-      <w:r>
-        <w:t>pytest</w:t>
-      </w:r>
-      <w:proofErr w:type="spellEnd"/>
+        <w:t>Look for templates Python test / pytest</w:t>
+      </w:r>
     </w:p>
     <w:p>
       <w:r>
@@ -6162,15 +4340,7 @@
         </w:numPr>
       </w:pPr>
       <w:r>
-        <w:t xml:space="preserve">Run </w:t>
-      </w:r>
-      <w:proofErr w:type="spellStart"/>
-      <w:r>
-        <w:t>pytest</w:t>
-      </w:r>
-      <w:proofErr w:type="spellEnd"/>
-      <w:r>
-        <w:t xml:space="preserve"> in test_cwatm3.py (right corner)</w:t>
+        <w:t>Run pytest in test_cwatm3.py (right corner)</w:t>
       </w:r>
     </w:p>
     <w:p>
@@ -6342,15 +4512,7 @@
         <w:t>Test Execution Engine:</w:t>
       </w:r>
       <w:r>
-        <w:t xml:space="preserve"> Handles different test types (normal, calibration, </w:t>
-      </w:r>
-      <w:proofErr w:type="spellStart"/>
-      <w:r>
-        <w:t>checkmap</w:t>
-      </w:r>
-      <w:proofErr w:type="spellEnd"/>
-      <w:r>
-        <w:t>, error testing)</w:t>
+        <w:t xml:space="preserve"> Handles different test types (normal, calibration, checkmap, error testing)</w:t>
       </w:r>
     </w:p>
     <w:p>
@@ -6365,15 +4527,7 @@
         <w:t>Reporting System:</w:t>
       </w:r>
       <w:r>
-        <w:t xml:space="preserve"> Integration with </w:t>
-      </w:r>
-      <w:proofErr w:type="spellStart"/>
-      <w:r>
-        <w:t>pytest</w:t>
-      </w:r>
-      <w:proofErr w:type="spellEnd"/>
-      <w:r>
-        <w:t xml:space="preserve"> HTML reporting for comprehensive test results</w:t>
+        <w:t xml:space="preserve"> Integration with pytest HTML reporting for comprehensive test results</w:t>
       </w:r>
     </w:p>
     <w:p>
@@ -6390,33 +4544,11 @@
       </w:r>
     </w:p>
     <w:p>
-      <w:proofErr w:type="spellStart"/>
-      <w:r>
-        <w:rPr>
-          <w:b/>
-        </w:rPr>
-        <w:t>replace_setting</w:t>
-      </w:r>
-      <w:proofErr w:type="spellEnd"/>
-      <w:r>
-        <w:rPr>
-          <w:b/>
-        </w:rPr>
-        <w:t>(</w:t>
-      </w:r>
-      <w:proofErr w:type="spellStart"/>
-      <w:r>
-        <w:rPr>
-          <w:b/>
-        </w:rPr>
-        <w:t>iset</w:t>
-      </w:r>
-      <w:proofErr w:type="spellEnd"/>
-      <w:r>
-        <w:rPr>
-          <w:b/>
-        </w:rPr>
-        <w:t>, outset, changes, adds)</w:t>
+      <w:r>
+        <w:rPr>
+          <w:b/>
+        </w:rPr>
+        <w:t>replace_setting(iset, outset, changes, adds)</w:t>
       </w:r>
     </w:p>
     <w:p>
@@ -6433,92 +4565,44 @@
       </w:pPr>
     </w:p>
     <w:p>
-      <w:proofErr w:type="spellStart"/>
-      <w:r>
-        <w:rPr>
-          <w:b/>
-        </w:rPr>
-        <w:t>cwatm</w:t>
-      </w:r>
-      <w:proofErr w:type="spellEnd"/>
-      <w:r>
-        <w:rPr>
-          <w:b/>
-        </w:rPr>
-        <w:t>(info, model)</w:t>
-      </w:r>
-    </w:p>
-    <w:p>
-      <w:r>
-        <w:t xml:space="preserve">Execute CWatM model tests with different configurations and settings. Runs the CWatM hydrological model with specified settings and validates execution based on the test type (normal run, calibration, </w:t>
-      </w:r>
-      <w:proofErr w:type="spellStart"/>
-      <w:r>
-        <w:t>checkmap</w:t>
-      </w:r>
-      <w:proofErr w:type="spellEnd"/>
-      <w:r>
-        <w:t>, or error testing).</w:t>
+      <w:r>
+        <w:rPr>
+          <w:b/>
+        </w:rPr>
+        <w:t>cwatm(info, model)</w:t>
+      </w:r>
+    </w:p>
+    <w:p>
+      <w:r>
+        <w:t>Execute CWatM model tests with different configurations and settings. Runs the CWatM hydrological model with specified settings and validates execution based on the test type (normal run, calibration, checkmap, or error testing).</w:t>
       </w:r>
     </w:p>
     <w:p/>
     <w:p>
-      <w:proofErr w:type="spellStart"/>
-      <w:r>
-        <w:rPr>
-          <w:b/>
-        </w:rPr>
-        <w:t>test_cwatm_without_settings</w:t>
-      </w:r>
-      <w:proofErr w:type="spellEnd"/>
-      <w:r>
-        <w:rPr>
-          <w:b/>
-        </w:rPr>
-        <w:t>(info)</w:t>
-      </w:r>
-    </w:p>
-    <w:p>
-      <w:r>
-        <w:t xml:space="preserve">Test CWatM library import and basic functionality without settings file. Validates that the CWatM module can be </w:t>
-      </w:r>
-      <w:proofErr w:type="gramStart"/>
-      <w:r>
-        <w:t>imported</w:t>
-      </w:r>
-      <w:proofErr w:type="gramEnd"/>
-      <w:r>
-        <w:t xml:space="preserve"> and its usage function executes successfully without requiring a settings file.</w:t>
+      <w:r>
+        <w:rPr>
+          <w:b/>
+        </w:rPr>
+        <w:t>test_cwatm_without_settings(info)</w:t>
+      </w:r>
+    </w:p>
+    <w:p>
+      <w:r>
+        <w:t>Test CWatM library import and basic functionality without settings file. Validates that the CWatM module can be imported and its usage function executes successfully without requiring a settings file.</w:t>
       </w:r>
     </w:p>
     <w:p/>
     <w:p>
-      <w:proofErr w:type="spellStart"/>
-      <w:r>
-        <w:rPr>
-          <w:b/>
-        </w:rPr>
-        <w:t>test_cwatm</w:t>
-      </w:r>
-      <w:proofErr w:type="spellEnd"/>
-      <w:r>
-        <w:rPr>
-          <w:b/>
-        </w:rPr>
-        <w:t>(info, model)</w:t>
-      </w:r>
-    </w:p>
-    <w:p>
-      <w:r>
-        <w:t xml:space="preserve">Parameterized test function for CWatM model execution with various configurations. This is the main test function that executes all configured CWatM test scenarios using </w:t>
-      </w:r>
-      <w:proofErr w:type="spellStart"/>
-      <w:r>
-        <w:t>pytest</w:t>
-      </w:r>
-      <w:proofErr w:type="spellEnd"/>
-      <w:r>
-        <w:t xml:space="preserve"> parameterization.</w:t>
+      <w:r>
+        <w:rPr>
+          <w:b/>
+        </w:rPr>
+        <w:t>test_cwatm(info, model)</w:t>
+      </w:r>
+    </w:p>
+    <w:p>
+      <w:r>
+        <w:t>Parameterized test function for CWatM model execution with various configurations. This is the main test function that executes all configured CWatM test scenarios using pytest parameterization.</w:t>
       </w:r>
     </w:p>
     <w:p>
